--- a/submission/Pavo_Cloud_Technical_Execution_Report.docx
+++ b/submission/Pavo_Cloud_Technical_Execution_Report.docx
@@ -1193,7 +1193,7 @@
       <w:r>
         <w:drawing>
           <wp:inline xmlns:a="http://schemas.openxmlformats.org/drawingml/2006/main" xmlns:pic="http://schemas.openxmlformats.org/drawingml/2006/picture">
-            <wp:extent cx="5943600" cy="3458095"/>
+            <wp:extent cx="5943600" cy="3453592"/>
             <wp:docPr id="1" name="Picture 1"/>
             <wp:cNvGraphicFramePr>
               <a:graphicFrameLocks noChangeAspect="1"/>
@@ -1214,7 +1214,7 @@
                   <pic:spPr>
                     <a:xfrm>
                       <a:off x="0" y="0"/>
-                      <a:ext cx="5943600" cy="3458095"/>
+                      <a:ext cx="5943600" cy="3453592"/>
                     </a:xfrm>
                     <a:prstGeom prst="rect"/>
                   </pic:spPr>

--- a/submission/Pavo_Cloud_Technical_Execution_Report.docx
+++ b/submission/Pavo_Cloud_Technical_Execution_Report.docx
@@ -1227,15 +1227,15 @@
     </w:p>
     <w:p>
       <w:pPr>
-        <w:keepNext/>
-        <w:spacing w:before="150" w:after="60" w:lineRule="exact" w:line="331"/>
+        <w:keepNext w:val="0"/>
+        <w:spacing w:before="45" w:after="150" w:lineRule="exact" w:line="260"/>
         <w:ind w:left="0" w:right="0"/>
       </w:pPr>
       <w:r>
         <w:rPr>
           <w:b w:val="0"/>
           <w:i/>
-          <w:sz w:val="24"/>
+          <w:sz w:val="21"/>
         </w:rPr>
         <w:t>Figure 1. One authorization request, end to end. The heavier box at step 5 is a gate: if the signature does not check out, the insurer's software never reads the request at all.</w:t>
       </w:r>
@@ -2289,15 +2289,15 @@
     </w:p>
     <w:p>
       <w:pPr>
-        <w:keepNext/>
-        <w:spacing w:before="150" w:after="60" w:lineRule="exact" w:line="331"/>
+        <w:keepNext w:val="0"/>
+        <w:spacing w:before="45" w:after="150" w:lineRule="exact" w:line="260"/>
         <w:ind w:left="0" w:right="0"/>
       </w:pPr>
       <w:r>
         <w:rPr>
           <w:b w:val="0"/>
           <w:i/>
-          <w:sz w:val="24"/>
+          <w:sz w:val="21"/>
         </w:rPr>
         <w:t>Figure 2. The commit history. Each line is a batch of work that was reviewed and merged. Phase 1 was the largest at 9,429 lines; the last entry fixes three problems that only appear once the software is deployed rather than run on a laptop.</w:t>
       </w:r>
@@ -2410,15 +2410,15 @@
     </w:p>
     <w:p>
       <w:pPr>
-        <w:keepNext/>
-        <w:spacing w:before="150" w:after="60" w:lineRule="exact" w:line="331"/>
+        <w:keepNext w:val="0"/>
+        <w:spacing w:before="45" w:after="150" w:lineRule="exact" w:line="260"/>
         <w:ind w:left="0" w:right="0"/>
       </w:pPr>
       <w:r>
         <w:rPr>
           <w:b w:val="0"/>
           <w:i/>
-          <w:sz w:val="24"/>
+          <w:sz w:val="21"/>
         </w:rPr>
         <w:t>Figure 3. The full test suite; each dot is one passing test. Among the things they prove: every decision records the rule that produced it, an unmatched request goes to a human rather than being guessed at, a tampered message is refused, a real patient identifier never reaches storage, and a rejected appeal is escalated rather than becoming an automatic final denial.</w:t>
       </w:r>

--- a/submission/Pavo_Cloud_Technical_Execution_Report.docx
+++ b/submission/Pavo_Cloud_Technical_Execution_Report.docx
@@ -7176,7 +7176,7 @@
           <w:i w:val="0"/>
           <w:sz w:val="24"/>
         </w:rPr>
-        <w:t>, which covers that with roughly a year of cushion beyond breaking even. In order of how much risk each removes, it buys the clinical rule library ($1.7m), the security certification no insurer will sign without ($520k), insurer business development ($5.67m), and the engineering to close the gaps in Table 6 ($7.46m).</w:t>
+        <w:t>, which covers that trough with roughly twelve months of cushion past breaking even. It is not a shopping list. The three largest spending lines across the plan — $7.46m of engineering, $5.67m of insurer business development and $1.72m of clinical staff encoding coverage rules — come to more than the raise on their own, and most of that is paid for out of revenue as it arrives. What the raise funds is the part that has to come before any revenue does: the start of the clinical rule library, the security certification no insurer will sign without, and the engineering to close the gaps in Table 6.</w:t>
       </w:r>
     </w:p>
     <w:p>

--- a/submission/Pavo_Cloud_Technical_Execution_Report.docx
+++ b/submission/Pavo_Cloud_Technical_Execution_Report.docx
@@ -62,22 +62,7 @@
           <w:i w:val="0"/>
           <w:sz w:val="24"/>
         </w:rPr>
-        <w:t>1. What Changed Since Round 1</w:t>
-      </w:r>
-    </w:p>
-    <w:p>
-      <w:pPr>
-        <w:keepNext/>
-        <w:spacing w:before="210" w:after="75" w:lineRule="exact" w:line="331"/>
-        <w:ind w:left="0" w:right="0"/>
-      </w:pPr>
-      <w:r>
-        <w:rPr>
-          <w:b/>
-          <w:i w:val="0"/>
-          <w:sz w:val="24"/>
-        </w:rPr>
-        <w:t>1.1 From an Argument to Working Software</w:t>
+        <w:t>1. What Pavo Cloud Is</w:t>
       </w:r>
     </w:p>
     <w:p>
@@ -93,7 +78,117 @@
           <w:i w:val="0"/>
           <w:sz w:val="24"/>
         </w:rPr>
-        <w:t>Round 1 argued that prior authorization is slow because a person has to start every request. This report replaces that argument with the software itself. All four planned phases are built and running, and every figure here was measured on the code on 13 September 2026 rather than estimated.</w:t>
+        <w:t xml:space="preserve">Before a doctor can go ahead with many procedures — an MRI, a knee replacement, an expensive drug — the insurer has to agree to pay for it first. That permission step is called </w:t>
+      </w:r>
+      <w:r>
+        <w:rPr>
+          <w:b w:val="0"/>
+          <w:i/>
+          <w:sz w:val="24"/>
+        </w:rPr>
+        <w:t>prior authorization</w:t>
+      </w:r>
+      <w:r>
+        <w:rPr>
+          <w:b w:val="0"/>
+          <w:i w:val="0"/>
+          <w:sz w:val="24"/>
+        </w:rPr>
+        <w:t>. In principle it is a check against the plan's coverage rules. In practice it is a member of staff filling in a form, faxing it or retyping it into an insurer's portal, and then waiting — three to fourteen days, typically. The United States spends around $35 billion a year on this, and most of it buys nothing: the great majority of requests are approved in the end, just late.</w:t>
+      </w:r>
+    </w:p>
+    <w:p>
+      <w:pPr>
+        <w:keepNext w:val="0"/>
+        <w:spacing w:before="0" w:after="120" w:lineRule="exact" w:line="331"/>
+        <w:ind w:left="0" w:right="0"/>
+        <w:jc w:val="both"/>
+      </w:pPr>
+      <w:r>
+        <w:rPr>
+          <w:b w:val="0"/>
+          <w:i w:val="0"/>
+          <w:sz w:val="24"/>
+        </w:rPr>
+        <w:t>Pavo Cloud takes the person out of the start of that process. When a doctor places an order in the hospital's record system, our software assembles the request, signs it so the insurer can prove who sent it, and delivers it straight to the insurer's software. That side checks the signature, applies the insurer's own published coverage rules, and returns a decision naming the exact rule behind it. For a clear-cut request, no person is involved at any point.</w:t>
+      </w:r>
+    </w:p>
+    <w:p>
+      <w:pPr>
+        <w:keepNext w:val="0"/>
+        <w:spacing w:before="0" w:after="120" w:lineRule="exact" w:line="331"/>
+        <w:ind w:left="0" w:right="0"/>
+        <w:jc w:val="both"/>
+      </w:pPr>
+      <w:r>
+        <w:rPr>
+          <w:b w:val="0"/>
+          <w:i w:val="0"/>
+          <w:sz w:val="24"/>
+        </w:rPr>
+        <w:t xml:space="preserve">What happens when a request is </w:t>
+      </w:r>
+      <w:r>
+        <w:rPr>
+          <w:b w:val="0"/>
+          <w:i/>
+          <w:sz w:val="24"/>
+        </w:rPr>
+        <w:t>not</w:t>
+      </w:r>
+      <w:r>
+        <w:rPr>
+          <w:b w:val="0"/>
+          <w:i w:val="0"/>
+          <w:sz w:val="24"/>
+        </w:rPr>
+        <w:t xml:space="preserve"> clear-cut matters more. The software never guesses. If no coverage rule matches, if a signature fails, or if an appeal is not confident enough, the case stops and goes to a human reviewer with the whole file already assembled. No AI language model is allowed to decide an authorization, and the software cannot issue a final denial to a patient at all. Section 5 sets out that boundary in full. The company earns three ways — a fee per request, a monthly subscription per practice, and a yearly fee to insurers for the connection. Round 1 argued all of this was possible; this report is about the software that now does it.</w:t>
+      </w:r>
+    </w:p>
+    <w:p>
+      <w:pPr>
+        <w:keepNext/>
+        <w:spacing w:before="255" w:after="90" w:lineRule="exact" w:line="331"/>
+        <w:ind w:left="0" w:right="0"/>
+      </w:pPr>
+      <w:r>
+        <w:rPr>
+          <w:b/>
+          <w:i w:val="0"/>
+          <w:sz w:val="24"/>
+        </w:rPr>
+        <w:t>2. What Changed Since Round 1</w:t>
+      </w:r>
+    </w:p>
+    <w:p>
+      <w:pPr>
+        <w:keepNext/>
+        <w:spacing w:before="210" w:after="75" w:lineRule="exact" w:line="331"/>
+        <w:ind w:left="0" w:right="0"/>
+      </w:pPr>
+      <w:r>
+        <w:rPr>
+          <w:b/>
+          <w:i w:val="0"/>
+          <w:sz w:val="24"/>
+        </w:rPr>
+        <w:t>2.1 From an Argument to Working Software</w:t>
+      </w:r>
+    </w:p>
+    <w:p>
+      <w:pPr>
+        <w:keepNext w:val="0"/>
+        <w:spacing w:before="0" w:after="120" w:lineRule="exact" w:line="331"/>
+        <w:ind w:left="0" w:right="0"/>
+        <w:jc w:val="both"/>
+      </w:pPr>
+      <w:r>
+        <w:rPr>
+          <w:b w:val="0"/>
+          <w:i w:val="0"/>
+          <w:sz w:val="24"/>
+        </w:rPr>
+        <w:t>All four planned phases are built and running, and the system now has a public website and a deployable build on top of them. Every figure in this report was measured against the committed code on 19 September 2026 rather than estimated.</w:t>
       </w:r>
     </w:p>
     <w:p>
@@ -522,6 +617,101 @@
               <w:end w:w="150" w:type="dxa"/>
             </w:tcMar>
             <w:tcBorders>
+              <w:bottom w:val="single" w:sz="6" w:space="0" w:color="DCDCDC"/>
+            </w:tcBorders>
+          </w:tcPr>
+          <w:p>
+            <w:pPr>
+              <w:keepNext w:val="0"/>
+              <w:spacing w:before="0" w:after="0" w:lineRule="exact" w:line="256"/>
+              <w:ind w:left="0" w:right="0"/>
+              <w:jc w:val="left"/>
+            </w:pPr>
+            <w:r>
+              <w:rPr>
+                <w:b w:val="0"/>
+                <w:i w:val="0"/>
+                <w:sz w:val="21"/>
+              </w:rPr>
+              <w:t>Phase 4</w:t>
+            </w:r>
+          </w:p>
+        </w:tc>
+        <w:tc>
+          <w:tcPr>
+            <w:tcW w:type="dxa" w:w="6646"/>
+            <w:tcMar>
+              <w:top w:w="75" w:type="dxa"/>
+              <w:start w:w="0" w:type="dxa"/>
+              <w:bottom w:w="75" w:type="dxa"/>
+              <w:end w:w="150" w:type="dxa"/>
+            </w:tcMar>
+            <w:tcBorders>
+              <w:bottom w:val="single" w:sz="6" w:space="0" w:color="DCDCDC"/>
+            </w:tcBorders>
+          </w:tcPr>
+          <w:p>
+            <w:pPr>
+              <w:keepNext w:val="0"/>
+              <w:spacing w:before="0" w:after="0" w:lineRule="exact" w:line="256"/>
+              <w:ind w:left="0" w:right="0"/>
+              <w:jc w:val="left"/>
+            </w:pPr>
+            <w:r>
+              <w:rPr>
+                <w:b w:val="0"/>
+                <w:i w:val="0"/>
+                <w:sz w:val="21"/>
+              </w:rPr>
+              <w:t>Privacy proofs: show a patient qualifies without sending their medical details</w:t>
+            </w:r>
+          </w:p>
+        </w:tc>
+        <w:tc>
+          <w:tcPr>
+            <w:tcW w:type="dxa" w:w="1404"/>
+            <w:tcMar>
+              <w:top w:w="75" w:type="dxa"/>
+              <w:start w:w="0" w:type="dxa"/>
+              <w:bottom w:w="75" w:type="dxa"/>
+              <w:end w:w="150" w:type="dxa"/>
+            </w:tcMar>
+            <w:tcBorders>
+              <w:bottom w:val="single" w:sz="6" w:space="0" w:color="DCDCDC"/>
+            </w:tcBorders>
+          </w:tcPr>
+          <w:p>
+            <w:pPr>
+              <w:keepNext w:val="0"/>
+              <w:spacing w:before="0" w:after="0" w:lineRule="exact" w:line="256"/>
+              <w:ind w:left="0" w:right="0"/>
+              <w:jc w:val="left"/>
+            </w:pPr>
+            <w:r>
+              <w:rPr>
+                <w:b w:val="0"/>
+                <w:i w:val="0"/>
+                <w:sz w:val="21"/>
+              </w:rPr>
+              <w:t>Complete</w:t>
+            </w:r>
+          </w:p>
+        </w:tc>
+      </w:tr>
+      <w:tr>
+        <w:trPr>
+          <w:cantSplit/>
+        </w:trPr>
+        <w:tc>
+          <w:tcPr>
+            <w:tcW w:type="dxa" w:w="1310"/>
+            <w:tcMar>
+              <w:top w:w="75" w:type="dxa"/>
+              <w:start w:w="0" w:type="dxa"/>
+              <w:bottom w:w="75" w:type="dxa"/>
+              <w:end w:w="150" w:type="dxa"/>
+            </w:tcMar>
+            <w:tcBorders>
               <w:bottom w:val="single" w:sz="6" w:space="0" w:color="000000"/>
             </w:tcBorders>
           </w:tcPr>
@@ -538,7 +728,7 @@
                 <w:i w:val="0"/>
                 <w:sz w:val="21"/>
               </w:rPr>
-              <w:t>Phase 4</w:t>
+              <w:t>Since</w:t>
             </w:r>
           </w:p>
         </w:tc>
@@ -568,7 +758,7 @@
                 <w:i w:val="0"/>
                 <w:sz w:val="21"/>
               </w:rPr>
-              <w:t>Privacy proofs: show a patient qualifies without sending their medical details</w:t>
+              <w:t>A public website explaining the system, a deployable build, and a second model provider</w:t>
             </w:r>
           </w:p>
         </w:tc>
@@ -626,7 +816,7 @@
           <w:i w:val="0"/>
           <w:sz w:val="24"/>
         </w:rPr>
-        <w:t>1.2 What the System Does, Measured</w:t>
+        <w:t>2.2 What the System Does, Measured</w:t>
       </w:r>
     </w:p>
     <w:p>
@@ -642,7 +832,7 @@
           <w:i w:val="0"/>
           <w:sz w:val="24"/>
         </w:rPr>
-        <w:t>Round 1 promised a decision in under five minutes. The software turned out to be far faster, because the slow part was never the thinking — it was the paperwork around it.</w:t>
+        <w:t>Round 1 promised a decision in under five minutes. The software turned out to be far faster, because the slow part was never the thinking — it was the paperwork around it. Taking the network out barely helps, which tells you the remaining time is signing and rule evaluation, not transport.</w:t>
       </w:r>
     </w:p>
     <w:p>
@@ -770,7 +960,7 @@
                 <w:i w:val="0"/>
                 <w:sz w:val="21"/>
               </w:rPr>
-              <w:t>A complete authorization decision, start to finish</w:t>
+              <w:t>A complete authorization decision over the network, start to finish</w:t>
             </w:r>
           </w:p>
         </w:tc>
@@ -800,7 +990,7 @@
                 <w:i w:val="0"/>
                 <w:sz w:val="21"/>
               </w:rPr>
-              <w:t>88.6 milliseconds</w:t>
+              <w:t>83.8 milliseconds</w:t>
             </w:r>
           </w:p>
         </w:tc>
@@ -835,7 +1025,7 @@
                 <w:i w:val="0"/>
                 <w:sz w:val="21"/>
               </w:rPr>
-              <w:t>The two agents agreeing, without the network in between</w:t>
+              <w:t>The same decision with the network taken out</w:t>
             </w:r>
           </w:p>
         </w:tc>
@@ -865,7 +1055,7 @@
                 <w:i w:val="0"/>
                 <w:sz w:val="21"/>
               </w:rPr>
-              <w:t>44.7 milliseconds</w:t>
+              <w:t>80.7 milliseconds</w:t>
             </w:r>
           </w:p>
         </w:tc>
@@ -930,7 +1120,7 @@
                 <w:i w:val="0"/>
                 <w:sz w:val="21"/>
               </w:rPr>
-              <w:t>406 milliseconds</w:t>
+              <w:t>523 milliseconds</w:t>
             </w:r>
           </w:p>
         </w:tc>
@@ -995,7 +1185,7 @@
                 <w:i w:val="0"/>
                 <w:sz w:val="21"/>
               </w:rPr>
-              <w:t>11.1 seconds</w:t>
+              <w:t>11.3 seconds</w:t>
             </w:r>
           </w:p>
         </w:tc>
@@ -1030,7 +1220,7 @@
                 <w:i w:val="0"/>
                 <w:sz w:val="21"/>
               </w:rPr>
-              <w:t>Automated tests passing, out of 138</w:t>
+              <w:t>Automated tests passing, out of 148</w:t>
             </w:r>
           </w:p>
         </w:tc>
@@ -1060,7 +1250,7 @@
                 <w:i w:val="0"/>
                 <w:sz w:val="21"/>
               </w:rPr>
-              <w:t>138</w:t>
+              <w:t>148</w:t>
             </w:r>
           </w:p>
         </w:tc>
@@ -1088,7 +1278,7 @@
           <w:i w:val="0"/>
           <w:sz w:val="24"/>
         </w:rPr>
-        <w:t>1.3 Two Corrections to Round 1</w:t>
+        <w:t>2.3 Two Corrections to Round 1</w:t>
       </w:r>
     </w:p>
     <w:p>
@@ -1151,7 +1341,7 @@
           <w:i w:val="0"/>
           <w:sz w:val="24"/>
         </w:rPr>
-        <w:t>2. System Architecture 2.0</w:t>
+        <w:t>3. System Architecture 2.0</w:t>
       </w:r>
     </w:p>
     <w:p>
@@ -1166,7 +1356,7 @@
           <w:i w:val="0"/>
           <w:sz w:val="24"/>
         </w:rPr>
-        <w:t>2.1 How One Request Moves Through the System</w:t>
+        <w:t>3.1 How One Request Moves Through the System</w:t>
       </w:r>
     </w:p>
     <w:p>
@@ -1252,7 +1442,7 @@
           <w:i w:val="0"/>
           <w:sz w:val="24"/>
         </w:rPr>
-        <w:t>2.2 Why Step 5 Matters</w:t>
+        <w:t>3.2 Why Step 5 Matters</w:t>
       </w:r>
     </w:p>
     <w:p>
@@ -1299,7 +1489,7 @@
           <w:i w:val="0"/>
           <w:sz w:val="24"/>
         </w:rPr>
-        <w:t>2.3 Two Layers, and Which One Is Allowed to Decide</w:t>
+        <w:t>3.3 Two Layers, and Which One Is Allowed to Decide</w:t>
       </w:r>
     </w:p>
     <w:p>
@@ -1331,7 +1521,7 @@
           <w:i w:val="0"/>
           <w:sz w:val="24"/>
         </w:rPr>
-        <w:t xml:space="preserve"> Models are used only where being approximately right is acceptable — reading a photograph of an insurance card, for instance — and every result is scored before anything is done with it.</w:t>
+        <w:t xml:space="preserve"> Models are used only where being approximately right is acceptable — reading a photograph of an insurance card — and every result is scored before it is used.</w:t>
       </w:r>
     </w:p>
     <w:p>
@@ -1707,7 +1897,7 @@
           <w:i w:val="0"/>
           <w:sz w:val="24"/>
         </w:rPr>
-        <w:t>One consequence is worth stating plainly. If the AI provider went offline tomorrow, prior authorization would keep working, because there is no AI on that path. The same fact explains why processing one request costs a fraction of a cent (section 5.2).</w:t>
+        <w:t>One consequence is worth stating plainly. If the AI provider went offline tomorrow, prior authorization would keep working, because there is no AI on that path. The same fact explains why processing one request costs a fraction of a cent (section 6.2).</w:t>
       </w:r>
     </w:p>
     <w:p>
@@ -1722,7 +1912,7 @@
           <w:i w:val="0"/>
           <w:sz w:val="24"/>
         </w:rPr>
-        <w:t>2.4 When a Request Is Denied</w:t>
+        <w:t>3.4 When a Request Is Denied</w:t>
       </w:r>
     </w:p>
     <w:p>
@@ -2056,7 +2246,7 @@
           <w:i w:val="0"/>
           <w:sz w:val="24"/>
         </w:rPr>
-        <w:t>2.5 What Happens to Patient Data</w:t>
+        <w:t>3.5 What Happens to Patient Data</w:t>
       </w:r>
     </w:p>
     <w:p>
@@ -2088,7 +2278,7 @@
           <w:i w:val="0"/>
           <w:sz w:val="24"/>
         </w:rPr>
-        <w:t xml:space="preserve">The system goes further using a technique called a zero-knowledge proof. It lets the insurer confirm three things — that the patient is old enough, that the diagnosis is one the plan covers, and that the deductible condition is met — </w:t>
+        <w:t xml:space="preserve">The system goes further using a technique called a zero-knowledge proof. It lets the insurer confirm three things — that the patient is old enough, that the diagnosis is covered, and that the deductible condition is met — </w:t>
       </w:r>
       <w:r>
         <w:rPr>
@@ -2104,7 +2294,7 @@
           <w:i w:val="0"/>
           <w:sz w:val="24"/>
         </w:rPr>
-        <w:t>. The insurer learns only whether each condition holds. One limitation is listed in Table 6.</w:t>
+        <w:t>. One limitation is listed in Table 6.</w:t>
       </w:r>
     </w:p>
     <w:p>
@@ -2119,7 +2309,7 @@
           <w:i w:val="0"/>
           <w:sz w:val="24"/>
         </w:rPr>
-        <w:t>3. The Build Log</w:t>
+        <w:t>4. The Build Log</w:t>
       </w:r>
     </w:p>
     <w:p>
@@ -2134,7 +2324,7 @@
           <w:i w:val="0"/>
           <w:sz w:val="24"/>
         </w:rPr>
-        <w:t>3.1 What Was Committed, and When</w:t>
+        <w:t>4.1 What Was Committed, and When</w:t>
       </w:r>
     </w:p>
     <w:p>
@@ -2166,7 +2356,7 @@
           <w:i w:val="0"/>
           <w:sz w:val="24"/>
         </w:rPr>
-        <w:t>. Work was done in five batches — one per phase, plus a round of fixes — and each was reviewed before being merged. Together they come to 19,541 lines of code across 170 file changes.</w:t>
+        <w:t>. Work was done in seven batches — one per phase, a round of fixes, and two more since Round 2 opened — and each was reviewed before being merged. Together they come to 21,806 lines of code across 213 file changes.</w:t>
       </w:r>
     </w:p>
     <w:p>
@@ -2188,7 +2378,7 @@
           <w:rFonts w:ascii="Courier New" w:hAnsi="Courier New"/>
           <w:sz w:val="16"/>
         </w:rPr>
-        <w:t xml:space="preserve">$ git log --first-parent --date=short --pretty="%h %ad  %s" a13f6cb</w:t>
+        <w:t xml:space="preserve">$ git log --first-parent --date=short --pretty="%h %ad  %s" 84c4ca5</w:t>
       </w:r>
       <w:r>
         <w:rPr>
@@ -2205,7 +2395,7 @@
           <w:sz w:val="16"/>
         </w:rPr>
         <w:br/>
-        <w:t xml:space="preserve">  a13f6cb 2026-09-12  Fix the three failures that break a deployed demo (#5)</w:t>
+        <w:t xml:space="preserve">  84c4ca5 2026-09-18  Turn the demo app into a full website (#8)</w:t>
       </w:r>
       <w:r>
         <w:rPr>
@@ -2214,7 +2404,7 @@
           <w:sz w:val="16"/>
         </w:rPr>
         <w:br/>
-        <w:t xml:space="preserve">  abc1b5c 2026-09-09  Phase 4: demo flow, audit UI, and a real ZK proof (#4)</w:t>
+        <w:t xml:space="preserve">  8b23760 2026-09-18  Make the demo deployable to a public URL (#6)</w:t>
       </w:r>
       <w:r>
         <w:rPr>
@@ -2223,7 +2413,7 @@
           <w:sz w:val="16"/>
         </w:rPr>
         <w:br/>
-        <w:t xml:space="preserve">  99bbb96 2026-09-08  Phase 3: autonomous appeals and cryptographic identity (#3)</w:t>
+        <w:t xml:space="preserve">  a13f6cb 2026-09-12  Fix the three failures that break a deployed demo (#5)</w:t>
       </w:r>
       <w:r>
         <w:rPr>
@@ -2232,7 +2422,7 @@
           <w:sz w:val="16"/>
         </w:rPr>
         <w:br/>
-        <w:t xml:space="preserve">  5f26194 2026-09-07  Phase 2: Insure price transparency (#2)</w:t>
+        <w:t xml:space="preserve">  abc1b5c 2026-09-09  Phase 4: demo flow, audit UI, and a real ZK proof (#4)</w:t>
       </w:r>
       <w:r>
         <w:rPr>
@@ -2241,7 +2431,7 @@
           <w:sz w:val="16"/>
         </w:rPr>
         <w:br/>
-        <w:t xml:space="preserve">  e48ec54 2026-09-07  Phase 1: autonomous prior authorization core loop (#1)</w:t>
+        <w:t xml:space="preserve">  99bbb96 2026-09-08  Phase 3: autonomous appeals and cryptographic identity (#3)</w:t>
       </w:r>
       <w:r>
         <w:rPr>
@@ -2250,7 +2440,7 @@
           <w:sz w:val="16"/>
         </w:rPr>
         <w:br/>
-        <w:t xml:space="preserve">  d5ea3a7 2026-09-07  Initial commit</w:t>
+        <w:t xml:space="preserve">  5f26194 2026-09-07  Phase 2: Insure price transparency (#2)</w:t>
       </w:r>
       <w:r>
         <w:rPr>
@@ -2259,6 +2449,7 @@
           <w:sz w:val="16"/>
         </w:rPr>
         <w:br/>
+        <w:t xml:space="preserve">  e48ec54 2026-09-07  Phase 1: autonomous prior authorization core loop (#1)</w:t>
       </w:r>
       <w:r>
         <w:rPr>
@@ -2267,7 +2458,7 @@
           <w:sz w:val="16"/>
         </w:rPr>
         <w:br/>
-        <w:t xml:space="preserve">$ git log --shortstat a13f6cb</w:t>
+        <w:t xml:space="preserve">  d5ea3a7 2026-09-07  Initial commit</w:t>
       </w:r>
       <w:r>
         <w:rPr>
@@ -2284,7 +2475,24 @@
           <w:sz w:val="16"/>
         </w:rPr>
         <w:br/>
-        <w:t xml:space="preserve">  12 commits  ·  170 file changes  ·  +19,541 insertions  ·  -367 deletions</w:t>
+        <w:t xml:space="preserve">$ git log --shortstat 84c4ca5</w:t>
+      </w:r>
+      <w:r>
+        <w:rPr>
+          <w:rFonts w:ascii="Courier New" w:hAnsi="Courier New" w:cs="Courier New"/>
+          <w:rFonts w:ascii="Courier New" w:hAnsi="Courier New"/>
+          <w:sz w:val="16"/>
+        </w:rPr>
+        <w:br/>
+      </w:r>
+      <w:r>
+        <w:rPr>
+          <w:rFonts w:ascii="Courier New" w:hAnsi="Courier New" w:cs="Courier New"/>
+          <w:rFonts w:ascii="Courier New" w:hAnsi="Courier New"/>
+          <w:sz w:val="16"/>
+        </w:rPr>
+        <w:br/>
+        <w:t xml:space="preserve">  14 commits  ·  213 file changes  ·  +21,806 insertions  ·  -577 deletions</w:t>
       </w:r>
     </w:p>
     <w:p>
@@ -2299,7 +2507,7 @@
           <w:i/>
           <w:sz w:val="21"/>
         </w:rPr>
-        <w:t>Figure 2. The commit history. Each line is a batch of work that was reviewed and merged. Phase 1 was the largest at 9,429 lines; the last entry fixes three problems that only appear once the software is deployed rather than run on a laptop.</w:t>
+        <w:t>Figure 2. The commit history. Each line is a batch of work that was reviewed and merged. Phase 1 was the largest at 9,429 lines. The two entries from 18 September make the system deployable to a public URL and turn the demo into a full website.</w:t>
       </w:r>
     </w:p>
     <w:p>
@@ -2314,7 +2522,7 @@
           <w:i w:val="0"/>
           <w:sz w:val="24"/>
         </w:rPr>
-        <w:t>3.2 The Tests</w:t>
+        <w:t>4.2 The Tests</w:t>
       </w:r>
     </w:p>
     <w:p>
@@ -2330,7 +2538,7 @@
           <w:i w:val="0"/>
           <w:sz w:val="24"/>
         </w:rPr>
-        <w:t>An automated test is a small program that checks the main program still behaves correctly. There are 138 of them and they all pass. They matter more than the line count, because they are what turns a claim in this report into something a judge can verify with one command.</w:t>
+        <w:t>An automated test is a small program that checks the main program still behaves correctly. There are 148 of them and they all pass. They matter more than the line count, because they are what turns a claim in this report into something a judge can verify with one command.</w:t>
       </w:r>
     </w:p>
     <w:p>
@@ -2369,7 +2577,7 @@
           <w:sz w:val="16"/>
         </w:rPr>
         <w:br/>
-        <w:t xml:space="preserve">........................................................</w:t>
+        <w:t xml:space="preserve">tests/test_appeals.py .............................. [ 20%]</w:t>
       </w:r>
       <w:r>
         <w:rPr>
@@ -2378,7 +2586,7 @@
           <w:sz w:val="16"/>
         </w:rPr>
         <w:br/>
-        <w:t xml:space="preserve">................ [ 52%]</w:t>
+        <w:t xml:space="preserve">.............                                        [ 29%]</w:t>
       </w:r>
       <w:r>
         <w:rPr>
@@ -2387,7 +2595,7 @@
           <w:sz w:val="16"/>
         </w:rPr>
         <w:br/>
-        <w:t xml:space="preserve">........................................................</w:t>
+        <w:t xml:space="preserve">tests/test_flow.py ...................               [ 41%]</w:t>
       </w:r>
       <w:r>
         <w:rPr>
@@ -2396,7 +2604,7 @@
           <w:sz w:val="16"/>
         </w:rPr>
         <w:br/>
-        <w:t xml:space="preserve">..........       [100%]</w:t>
+        <w:t xml:space="preserve">tests/test_insure.py ............................... [ 62%]</w:t>
       </w:r>
       <w:r>
         <w:rPr>
@@ -2405,7 +2613,51 @@
           <w:sz w:val="16"/>
         </w:rPr>
         <w:br/>
-        <w:t xml:space="preserve">138 passed, 1 warning in 22.37s</w:t>
+        <w:t xml:space="preserve">...........                                          [ 70%]</w:t>
+      </w:r>
+      <w:r>
+        <w:rPr>
+          <w:rFonts w:ascii="Courier New" w:hAnsi="Courier New" w:cs="Courier New"/>
+          <w:rFonts w:ascii="Courier New" w:hAnsi="Courier New"/>
+          <w:sz w:val="16"/>
+        </w:rPr>
+        <w:br/>
+        <w:t xml:space="preserve">tests/test_persistence.py .......                    [ 75%]</w:t>
+      </w:r>
+      <w:r>
+        <w:rPr>
+          <w:rFonts w:ascii="Courier New" w:hAnsi="Courier New" w:cs="Courier New"/>
+          <w:rFonts w:ascii="Courier New" w:hAnsi="Courier New"/>
+          <w:sz w:val="16"/>
+        </w:rPr>
+        <w:br/>
+        <w:t xml:space="preserve">tests/test_rules.py ...............                  [ 85%]</w:t>
+      </w:r>
+      <w:r>
+        <w:rPr>
+          <w:rFonts w:ascii="Courier New" w:hAnsi="Courier New" w:cs="Courier New"/>
+          <w:rFonts w:ascii="Courier New" w:hAnsi="Courier New"/>
+          <w:sz w:val="16"/>
+        </w:rPr>
+        <w:br/>
+        <w:t xml:space="preserve">tests/test_zk.py ......................              [100%]</w:t>
+      </w:r>
+      <w:r>
+        <w:rPr>
+          <w:rFonts w:ascii="Courier New" w:hAnsi="Courier New" w:cs="Courier New"/>
+          <w:rFonts w:ascii="Courier New" w:hAnsi="Courier New"/>
+          <w:sz w:val="16"/>
+        </w:rPr>
+        <w:br/>
+      </w:r>
+      <w:r>
+        <w:rPr>
+          <w:rFonts w:ascii="Courier New" w:hAnsi="Courier New" w:cs="Courier New"/>
+          <w:rFonts w:ascii="Courier New" w:hAnsi="Courier New"/>
+          <w:sz w:val="16"/>
+        </w:rPr>
+        <w:br/>
+        <w:t xml:space="preserve">148 passed, 1 warning in 24.45s</w:t>
       </w:r>
     </w:p>
     <w:p>
@@ -2420,7 +2672,7 @@
           <w:i/>
           <w:sz w:val="21"/>
         </w:rPr>
-        <w:t>Figure 3. The full test suite; each dot is one passing test. Among the things they prove: every decision records the rule that produced it, an unmatched request goes to a human rather than being guessed at, a tampered message is refused, a real patient identifier never reaches storage, and a rejected appeal is escalated rather than becoming an automatic final denial.</w:t>
+        <w:t>Figure 3. The full test suite; each dot is one passing test. Among the things they prove: every decision records the rule that produced it, an unmatched request goes to a human rather than being guessed at, a tampered message is refused, and a real patient identifier never reaches storage.</w:t>
       </w:r>
     </w:p>
     <w:p>
@@ -2435,7 +2687,7 @@
           <w:i w:val="0"/>
           <w:sz w:val="24"/>
         </w:rPr>
-        <w:t>3.3 The System Running</w:t>
+        <w:t>4.3 The System Running</w:t>
       </w:r>
     </w:p>
     <w:p>
@@ -2451,7 +2703,7 @@
           <w:i w:val="0"/>
           <w:sz w:val="24"/>
         </w:rPr>
-        <w:t>The screens below are the live software, not mock-ups. Both were captured on 13 September 2026.</w:t>
+        <w:t>The screens below are the live software, not mock-ups. Both were captured on 19 September 2026, against the code in the log above.</w:t>
       </w:r>
     </w:p>
     <w:tbl>
@@ -2485,7 +2737,7 @@
             <w:r>
               <w:drawing>
                 <wp:inline xmlns:a="http://schemas.openxmlformats.org/drawingml/2006/main" xmlns:pic="http://schemas.openxmlformats.org/drawingml/2006/picture">
-                  <wp:extent cx="2834640" cy="1661994"/>
+                  <wp:extent cx="2834640" cy="1557560"/>
                   <wp:docPr id="2" name="Picture 2"/>
                   <wp:cNvGraphicFramePr>
                     <a:graphicFrameLocks noChangeAspect="1"/>
@@ -2506,7 +2758,7 @@
                         <pic:spPr>
                           <a:xfrm>
                             <a:off x="0" y="0"/>
-                            <a:ext cx="2834640" cy="1661994"/>
+                            <a:ext cx="2834640" cy="1557560"/>
                           </a:xfrm>
                           <a:prstGeom prst="rect"/>
                           <a:ln w="9525">
@@ -2534,7 +2786,7 @@
                 <w:i/>
                 <w:sz w:val="19"/>
               </w:rPr>
-              <w:t>Figure 4. The guided demonstration after a single click. All six steps — order, identity, privacy proof, rules, decision, price — run with no further input and finish in about eleven seconds. The last step prices the same operation at five facilities: a spread of $2,475 for identical care.</w:t>
+              <w:t>Figure 4. The guided demonstration after a single click. All six steps — order, identity, privacy proof, rules, decision, price — run with no further input and finish in 11.3 seconds. The last step prices the same operation at five facilities: a spread of $2,475 for identical care.</w:t>
             </w:r>
           </w:p>
         </w:tc>
@@ -2555,7 +2807,7 @@
             <w:r>
               <w:drawing>
                 <wp:inline xmlns:a="http://schemas.openxmlformats.org/drawingml/2006/main" xmlns:pic="http://schemas.openxmlformats.org/drawingml/2006/picture">
-                  <wp:extent cx="2834640" cy="2321421"/>
+                  <wp:extent cx="2834640" cy="2055860"/>
                   <wp:docPr id="3" name="Picture 3"/>
                   <wp:cNvGraphicFramePr>
                     <a:graphicFrameLocks noChangeAspect="1"/>
@@ -2576,7 +2828,7 @@
                         <pic:spPr>
                           <a:xfrm>
                             <a:off x="0" y="0"/>
-                            <a:ext cx="2834640" cy="2321421"/>
+                            <a:ext cx="2834640" cy="2055860"/>
                           </a:xfrm>
                           <a:prstGeom prst="rect"/>
                           <a:ln w="9525">
@@ -2604,7 +2856,7 @@
                 <w:i/>
                 <w:sz w:val="19"/>
               </w:rPr>
-              <w:t>Figure 5. The dashboard. Every row carries the rule that produced it, in the RULE column. The single amber row is a knee replacement whose diagnosis did not match the covered condition; it is waiting for a human reviewer, with its file already assembled.</w:t>
+              <w:t>Figure 5. The dashboard. Every row carries the rule that produced it, in the RULE column. The two amber rows are knee replacements whose diagnosis did not match the covered condition; both wait for a human reviewer with their files already assembled. Average resolution across the eight: 42 milliseconds.</w:t>
             </w:r>
           </w:p>
         </w:tc>
@@ -2632,7 +2884,7 @@
           <w:i w:val="0"/>
           <w:sz w:val="24"/>
         </w:rPr>
-        <w:t>4. Risk Mitigation Protocol</w:t>
+        <w:t>5. Risk Mitigation Protocol</w:t>
       </w:r>
     </w:p>
     <w:p>
@@ -2647,7 +2899,7 @@
           <w:i w:val="0"/>
           <w:sz w:val="24"/>
         </w:rPr>
-        <w:t>4.1 The Governing Rule</w:t>
+        <w:t>5.1 The Governing Rule</w:t>
       </w:r>
     </w:p>
     <w:p>
@@ -3513,7 +3765,7 @@
           <w:i w:val="0"/>
           <w:sz w:val="24"/>
         </w:rPr>
-        <w:t>4.2 Why Human Review Is Not a Queue</w:t>
+        <w:t>5.2 Why Human Review Is Not a Queue</w:t>
       </w:r>
     </w:p>
     <w:p>
@@ -3529,7 +3781,7 @@
           <w:i w:val="0"/>
           <w:sz w:val="24"/>
         </w:rPr>
-        <w:t>Escalating a case is a routing decision, not a backlog. Every case handed to a person arrives complete: the medical details, the rule that fired, the signature check, the denial reason, the confidence score and any studies found, all assembled before the reviewer opens it. The bottleneck Round 1 identified was never medical judgement — it was the paperwork wrapped around it.</w:t>
+        <w:t>Escalating a case is a routing decision, not a backlog. Every case handed to a person arrives complete: the medical details, the rule that fired, the signature check, the denial reason, the confidence score and any studies found. The bottleneck Round 1 identified was never medical judgement — it was the paperwork wrapped around it.</w:t>
       </w:r>
     </w:p>
     <w:p>
@@ -3544,7 +3796,7 @@
           <w:i w:val="0"/>
           <w:sz w:val="24"/>
         </w:rPr>
-        <w:t>4.3 What We Have Not Solved</w:t>
+        <w:t>5.3 What We Have Not Solved</w:t>
       </w:r>
     </w:p>
     <w:p>
@@ -4071,7 +4323,7 @@
           <w:i w:val="0"/>
           <w:sz w:val="24"/>
         </w:rPr>
-        <w:t>5. Three-Year Financials</w:t>
+        <w:t>6. Three-Year Financials</w:t>
       </w:r>
     </w:p>
     <w:p>
@@ -4086,7 +4338,7 @@
           <w:i w:val="0"/>
           <w:sz w:val="24"/>
         </w:rPr>
-        <w:t>5.1 Where the Money Comes From</w:t>
+        <w:t>6.1 Where the Money Comes From</w:t>
       </w:r>
     </w:p>
     <w:p>
@@ -5182,7 +5434,7 @@
           <w:i w:val="0"/>
           <w:sz w:val="24"/>
         </w:rPr>
-        <w:t>5.2 What It Costs to Run</w:t>
+        <w:t>6.2 What It Costs to Run</w:t>
       </w:r>
     </w:p>
     <w:p>
@@ -6387,7 +6639,7 @@
           <w:i w:val="0"/>
           <w:sz w:val="24"/>
         </w:rPr>
-        <w:t>5.3 Cost to Win a Customer, and What One Is Worth</w:t>
+        <w:t>6.3 Cost to Win a Customer, and What One Is Worth</w:t>
       </w:r>
     </w:p>
     <w:p>
@@ -7121,7 +7373,7 @@
           <w:i w:val="0"/>
           <w:sz w:val="24"/>
         </w:rPr>
-        <w:t>Read the insurer column honestly. At $2.30 back per $1 spent and fifteen months to recover it, insurer contracts do not pay for themselves as a product. We fund them anyway, because signing one insurer makes Pavo available to every practice that already submits to it. It is a distribution channel, not a profit centre, and it is why the cost of winning a practice falls 37% across the plan.</w:t>
+        <w:t>Read the insurer column honestly. At $2.30 back per $1 spent and fifteen months to recover it, insurer contracts do not pay for themselves as a product. We fund them anyway, because signing one insurer makes Pavo available to every practice that already submits to it. It is a distribution channel, not a profit centre.</w:t>
       </w:r>
     </w:p>
     <w:p>
@@ -7136,7 +7388,7 @@
           <w:i w:val="0"/>
           <w:sz w:val="24"/>
         </w:rPr>
-        <w:t>5.4 Profit, and What We Are Asking For</w:t>
+        <w:t>6.4 Profit, and What We Are Asking For</w:t>
       </w:r>
     </w:p>
     <w:p>

--- a/submission/Pavo_Cloud_Technical_Execution_Report.docx
+++ b/submission/Pavo_Cloud_Technical_Execution_Report.docx
@@ -1373,6 +1373,54 @@
           <w:sz w:val="24"/>
         </w:rPr>
         <w:t>A doctor places an order in the hospital's electronic health record — the software that holds a patient's chart. That order starts everything below. No person touches any of the seven steps.</w:t>
+      </w:r>
+    </w:p>
+    <w:p>
+      <w:pPr>
+        <w:keepNext w:val="0"/>
+        <w:spacing w:before="0" w:after="120" w:lineRule="exact" w:line="331"/>
+        <w:ind w:left="0" w:right="0"/>
+        <w:jc w:val="both"/>
+      </w:pPr>
+      <w:r>
+        <w:rPr>
+          <w:b w:val="0"/>
+          <w:i w:val="0"/>
+          <w:sz w:val="24"/>
+        </w:rPr>
+        <w:t xml:space="preserve">The two sides talk over a small protocol of our own, ARIA. It is deliberately dull: an envelope carrying the message type — </w:t>
+      </w:r>
+      <w:r>
+        <w:rPr>
+          <w:b w:val="0"/>
+          <w:i/>
+          <w:sz w:val="24"/>
+        </w:rPr>
+        <w:t>AUTH_REQUEST</w:t>
+      </w:r>
+      <w:r>
+        <w:rPr>
+          <w:b w:val="0"/>
+          <w:i w:val="0"/>
+          <w:sz w:val="24"/>
+        </w:rPr>
+        <w:t xml:space="preserve"> or </w:t>
+      </w:r>
+      <w:r>
+        <w:rPr>
+          <w:b w:val="0"/>
+          <w:i/>
+          <w:sz w:val="24"/>
+        </w:rPr>
+        <w:t>AUTH_RESPONSE</w:t>
+      </w:r>
+      <w:r>
+        <w:rPr>
+          <w:b w:val="0"/>
+          <w:i w:val="0"/>
+          <w:sz w:val="24"/>
+        </w:rPr>
+        <w:t xml:space="preserve"> — the sender, a timestamp, and the medical details in FHIR. What matters is that every envelope is signed with the sender's private key, over a digest of the whole contents, so altering a single character breaks the signature. Each organisation registers its public key once; the receiving side looks that key up and verifies before reading anything else. That is what lets two companies who have never spoken let their software transact without a person supervising it, and it is why the boundary in the diagram below falls where it does. The keys are RSA-2048, and the private half is never stored: it is handed back once when the organisation is created, and only a digest of it is kept afterwards. A message that fails verification is refused outright, and the refusal is written to the audit trail — so a rejection leaves as much of a record as an approval does.</w:t>
       </w:r>
     </w:p>
     <w:p>
@@ -2722,7 +2770,7 @@
       <w:tr>
         <w:tc>
           <w:tcPr>
-            <w:tcW w:type="dxa" w:w="4680"/>
+            <w:tcW w:type="dxa" w:w="4464"/>
             <w:tcMar>
               <w:top w:w="0" w:type="dxa"/>
               <w:start w:w="0" w:type="dxa"/>
@@ -2737,7 +2785,7 @@
             <w:r>
               <w:drawing>
                 <wp:inline xmlns:a="http://schemas.openxmlformats.org/drawingml/2006/main" xmlns:pic="http://schemas.openxmlformats.org/drawingml/2006/picture">
-                  <wp:extent cx="2834640" cy="1557560"/>
+                  <wp:extent cx="2770632" cy="1522389"/>
                   <wp:docPr id="2" name="Picture 2"/>
                   <wp:cNvGraphicFramePr>
                     <a:graphicFrameLocks noChangeAspect="1"/>
@@ -2758,7 +2806,7 @@
                         <pic:spPr>
                           <a:xfrm>
                             <a:off x="0" y="0"/>
-                            <a:ext cx="2834640" cy="1557560"/>
+                            <a:ext cx="2770632" cy="1522389"/>
                           </a:xfrm>
                           <a:prstGeom prst="rect"/>
                           <a:ln w="9525">
@@ -2792,7 +2840,7 @@
         </w:tc>
         <w:tc>
           <w:tcPr>
-            <w:tcW w:type="dxa" w:w="4680"/>
+            <w:tcW w:type="dxa" w:w="4896"/>
             <w:tcMar>
               <w:top w:w="0" w:type="dxa"/>
               <w:start w:w="150" w:type="dxa"/>
@@ -2807,7 +2855,7 @@
             <w:r>
               <w:drawing>
                 <wp:inline xmlns:a="http://schemas.openxmlformats.org/drawingml/2006/main" xmlns:pic="http://schemas.openxmlformats.org/drawingml/2006/picture">
-                  <wp:extent cx="2834640" cy="2055860"/>
+                  <wp:extent cx="3035808" cy="1521100"/>
                   <wp:docPr id="3" name="Picture 3"/>
                   <wp:cNvGraphicFramePr>
                     <a:graphicFrameLocks noChangeAspect="1"/>
@@ -2828,7 +2876,7 @@
                         <pic:spPr>
                           <a:xfrm>
                             <a:off x="0" y="0"/>
-                            <a:ext cx="2834640" cy="2055860"/>
+                            <a:ext cx="3035808" cy="1521100"/>
                           </a:xfrm>
                           <a:prstGeom prst="rect"/>
                           <a:ln w="9525">
@@ -2856,7 +2904,7 @@
                 <w:i/>
                 <w:sz w:val="19"/>
               </w:rPr>
-              <w:t>Figure 5. The dashboard. Every row carries the rule that produced it, in the RULE column. The two amber rows are knee replacements whose diagnosis did not match the covered condition; both wait for a human reviewer with their files already assembled. Average resolution across the eight: 42 milliseconds.</w:t>
+              <w:t>Figure 5. The dashboard, with the request form that sits between the counters and the table left out here. Every row carries the rule that produced it. The two amber rows are knee replacements whose diagnosis did not match the covered condition; both wait for a human reviewer with the file already assembled.</w:t>
             </w:r>
           </w:p>
         </w:tc>
@@ -7445,6 +7493,101 @@
           <w:sz w:val="24"/>
         </w:rPr>
         <w:t>The assumption most likely to be wrong is the number of practices, not the price. If all four of our main assumptions are wrong at once, 2028 revenue is $13.8 million rather than $36.1 million: a smaller company, but still a real one.</w:t>
+      </w:r>
+    </w:p>
+    <w:p>
+      <w:pPr>
+        <w:keepNext/>
+        <w:spacing w:before="255" w:after="90" w:lineRule="exact" w:line="331"/>
+        <w:ind w:left="0" w:right="0"/>
+      </w:pPr>
+      <w:r>
+        <w:rPr>
+          <w:b/>
+          <w:i w:val="0"/>
+          <w:sz w:val="24"/>
+        </w:rPr>
+        <w:t>7. How to Check Any of This</w:t>
+      </w:r>
+    </w:p>
+    <w:p>
+      <w:pPr>
+        <w:keepNext w:val="0"/>
+        <w:spacing w:before="0" w:after="120" w:lineRule="exact" w:line="331"/>
+        <w:ind w:left="0" w:right="0"/>
+        <w:jc w:val="both"/>
+      </w:pPr>
+      <w:r>
+        <w:rPr>
+          <w:b w:val="0"/>
+          <w:i w:val="0"/>
+          <w:sz w:val="24"/>
+        </w:rPr>
+        <w:t xml:space="preserve">Nothing here has to be taken on trust. </w:t>
+      </w:r>
+      <w:r>
+        <w:rPr>
+          <w:b w:val="0"/>
+          <w:i w:val="0"/>
+          <w:sz w:val="24"/>
+        </w:rPr>
+        <w:t>git log --shortstat 84c4ca5</w:t>
+      </w:r>
+      <w:r>
+        <w:rPr>
+          <w:b w:val="0"/>
+          <w:i w:val="0"/>
+          <w:sz w:val="24"/>
+        </w:rPr>
+        <w:t xml:space="preserve"> reproduces the build figures in section 4.1, and </w:t>
+      </w:r>
+      <w:r>
+        <w:rPr>
+          <w:b w:val="0"/>
+          <w:i w:val="0"/>
+          <w:sz w:val="24"/>
+        </w:rPr>
+        <w:t>.venv/bin/python -m pytest</w:t>
+      </w:r>
+      <w:r>
+        <w:rPr>
+          <w:b w:val="0"/>
+          <w:i w:val="0"/>
+          <w:sz w:val="24"/>
+        </w:rPr>
+        <w:t xml:space="preserve"> reproduces the 148 passing tests in 4.2. Starting the backend and posting one request — a single command, given in the repository's README — returns the decision, the rule that produced it and the confidence, which is the whole of section 3 in one response. The demonstration at </w:t>
+      </w:r>
+      <w:r>
+        <w:rPr>
+          <w:b w:val="0"/>
+          <w:i w:val="0"/>
+          <w:sz w:val="24"/>
+        </w:rPr>
+        <w:t>/demo</w:t>
+      </w:r>
+      <w:r>
+        <w:rPr>
+          <w:b w:val="0"/>
+          <w:i w:val="0"/>
+          <w:sz w:val="24"/>
+        </w:rPr>
+        <w:t xml:space="preserve"> runs the entire path end to end in about eleven seconds, and </w:t>
+      </w:r>
+      <w:r>
+        <w:rPr>
+          <w:b w:val="0"/>
+          <w:i w:val="0"/>
+          <w:sz w:val="24"/>
+        </w:rPr>
+        <w:t>/audit</w:t>
+      </w:r>
+      <w:r>
+        <w:rPr>
+          <w:b w:val="0"/>
+          <w:i w:val="0"/>
+          <w:sz w:val="24"/>
+        </w:rPr>
+        <w:t xml:space="preserve"> shows every message the two agents exchanged along the way.</w:t>
       </w:r>
     </w:p>
     <w:sectPr>

--- a/submission/Pavo_Cloud_Technical_Execution_Report.docx
+++ b/submission/Pavo_Cloud_Technical_Execution_Report.docx
@@ -7527,14 +7527,18 @@
       </w:r>
       <w:r>
         <w:rPr>
+          <w:rFonts w:ascii="Courier New" w:hAnsi="Courier New" w:cs="Courier New" w:eastAsia="Courier New"/>
+          <w:rFonts w:ascii="Courier New" w:hAnsi="Courier New"/>
           <w:b w:val="0"/>
           <w:i w:val="0"/>
-          <w:sz w:val="24"/>
+          <w:sz w:val="22"/>
         </w:rPr>
         <w:t>git log --shortstat 84c4ca5</w:t>
       </w:r>
       <w:r>
         <w:rPr>
+          <w:rFonts w:ascii="Courier New" w:hAnsi="Courier New" w:cs="Courier New" w:eastAsia="Courier New"/>
+          <w:rFonts w:ascii="Courier New" w:hAnsi="Courier New"/>
           <w:b w:val="0"/>
           <w:i w:val="0"/>
           <w:sz w:val="24"/>
@@ -7543,14 +7547,18 @@
       </w:r>
       <w:r>
         <w:rPr>
+          <w:rFonts w:ascii="Courier New" w:hAnsi="Courier New" w:cs="Courier New" w:eastAsia="Courier New"/>
+          <w:rFonts w:ascii="Courier New" w:hAnsi="Courier New"/>
           <w:b w:val="0"/>
           <w:i w:val="0"/>
-          <w:sz w:val="24"/>
+          <w:sz w:val="22"/>
         </w:rPr>
         <w:t>.venv/bin/python -m pytest</w:t>
       </w:r>
       <w:r>
         <w:rPr>
+          <w:rFonts w:ascii="Courier New" w:hAnsi="Courier New" w:cs="Courier New" w:eastAsia="Courier New"/>
+          <w:rFonts w:ascii="Courier New" w:hAnsi="Courier New"/>
           <w:b w:val="0"/>
           <w:i w:val="0"/>
           <w:sz w:val="24"/>
@@ -7559,14 +7567,18 @@
       </w:r>
       <w:r>
         <w:rPr>
+          <w:rFonts w:ascii="Courier New" w:hAnsi="Courier New" w:cs="Courier New" w:eastAsia="Courier New"/>
+          <w:rFonts w:ascii="Courier New" w:hAnsi="Courier New"/>
           <w:b w:val="0"/>
           <w:i w:val="0"/>
-          <w:sz w:val="24"/>
+          <w:sz w:val="22"/>
         </w:rPr>
         <w:t>/demo</w:t>
       </w:r>
       <w:r>
         <w:rPr>
+          <w:rFonts w:ascii="Courier New" w:hAnsi="Courier New" w:cs="Courier New" w:eastAsia="Courier New"/>
+          <w:rFonts w:ascii="Courier New" w:hAnsi="Courier New"/>
           <w:b w:val="0"/>
           <w:i w:val="0"/>
           <w:sz w:val="24"/>
@@ -7575,14 +7587,18 @@
       </w:r>
       <w:r>
         <w:rPr>
+          <w:rFonts w:ascii="Courier New" w:hAnsi="Courier New" w:cs="Courier New" w:eastAsia="Courier New"/>
+          <w:rFonts w:ascii="Courier New" w:hAnsi="Courier New"/>
           <w:b w:val="0"/>
           <w:i w:val="0"/>
-          <w:sz w:val="24"/>
+          <w:sz w:val="22"/>
         </w:rPr>
         <w:t>/audit</w:t>
       </w:r>
       <w:r>
         <w:rPr>
+          <w:rFonts w:ascii="Courier New" w:hAnsi="Courier New" w:cs="Courier New" w:eastAsia="Courier New"/>
+          <w:rFonts w:ascii="Courier New" w:hAnsi="Courier New"/>
           <w:b w:val="0"/>
           <w:i w:val="0"/>
           <w:sz w:val="24"/>

--- a/submission/Pavo_Cloud_Technical_Execution_Report.docx
+++ b/submission/Pavo_Cloud_Technical_Execution_Report.docx
@@ -78,7 +78,7 @@
           <w:i w:val="0"/>
           <w:sz w:val="24"/>
         </w:rPr>
-        <w:t xml:space="preserve">Before a doctor can go ahead with many procedures — an MRI, a knee replacement, an expensive drug — the insurer has to agree to pay for it first. That permission step is called </w:t>
+        <w:t xml:space="preserve">Before a doctor can go ahead with many procedures, such as an MRI, a knee replacement or an expensive drug, the insurer has to agree to pay for it first. That permission step is called </w:t>
       </w:r>
       <w:r>
         <w:rPr>
@@ -94,7 +94,7 @@
           <w:i w:val="0"/>
           <w:sz w:val="24"/>
         </w:rPr>
-        <w:t>. In principle it is a check against the plan's coverage rules. In practice it is a member of staff filling in a form, faxing it or retyping it into an insurer's portal, and then waiting — three to fourteen days, typically. The United States spends around $35 billion a year on this, and most of it buys nothing: the great majority of requests are approved in the end, just late.</w:t>
+        <w:t>. In principle it is a check against the plan's coverage rules. In practice it is a member of staff filling in a form, faxing it or retyping it into an insurer's portal, and then waiting. Three to fourteen days is typical. The United States spends around $35 billion a year on this, and most of it buys nothing: the great majority of requests are approved in the end, just late.</w:t>
       </w:r>
     </w:p>
     <w:p>
@@ -142,7 +142,7 @@
           <w:i w:val="0"/>
           <w:sz w:val="24"/>
         </w:rPr>
-        <w:t xml:space="preserve"> clear-cut matters more. The software never guesses. If no coverage rule matches, if a signature fails, or if an appeal is not confident enough, the case stops and goes to a human reviewer with the whole file already assembled. No AI language model is allowed to decide an authorization, and the software cannot issue a final denial to a patient at all. Section 5 sets out that boundary in full. The company earns three ways — a fee per request, a monthly subscription per practice, and a yearly fee to insurers for the connection. Round 1 argued all of this was possible; this report is about the software that now does it.</w:t>
+        <w:t xml:space="preserve"> clear-cut matters more. The software never guesses. If no coverage rule matches, if a signature fails, or if an appeal is not confident enough, the case stops and goes to a human reviewer with the whole file already assembled. No AI language model is allowed to decide an authorization, and the software cannot issue a final denial to a patient at all. Section 5 sets out that boundary in full. The company earns three ways: a fee per request, a monthly subscription per practice, and a yearly fee to insurers for the connection. Round 1 argued all of this was possible; this report is about the software that now does it.</w:t>
       </w:r>
     </w:p>
     <w:p>
@@ -758,7 +758,7 @@
                 <w:i w:val="0"/>
                 <w:sz w:val="21"/>
               </w:rPr>
-              <w:t>A public website explaining the system, a deployable build, and a second model provider</w:t>
+              <w:t>A public website, a deployable build, a second AI provider, and a deployment health check</w:t>
             </w:r>
           </w:p>
         </w:tc>
@@ -832,7 +832,7 @@
           <w:i w:val="0"/>
           <w:sz w:val="24"/>
         </w:rPr>
-        <w:t>Round 1 promised a decision in under five minutes. The software turned out to be far faster, because the slow part was never the thinking — it was the paperwork around it. Taking the network out barely helps, which tells you the remaining time is signing and rule evaluation, not transport.</w:t>
+        <w:t>Round 1 promised a decision in under five minutes. The software turned out to be far faster, because the slow part was never the thinking. It was the paperwork around it. Almost all of the time that remains is cryptography rather than deciding: each authorization signs two messages, the request and the response, and one signature costs about 38 milliseconds. Checking a signature costs a twentieth of a millisecond. A more modern signature scheme would cut the decision into single figures. We have not switched, because 82 milliseconds is already far below anything a person notices.</w:t>
       </w:r>
     </w:p>
     <w:p>
@@ -960,7 +960,7 @@
                 <w:i w:val="0"/>
                 <w:sz w:val="21"/>
               </w:rPr>
-              <w:t>A complete authorization decision over the network, start to finish</w:t>
+              <w:t>A complete authorization decision, start to finish</w:t>
             </w:r>
           </w:p>
         </w:tc>
@@ -990,7 +990,7 @@
                 <w:i w:val="0"/>
                 <w:sz w:val="21"/>
               </w:rPr>
-              <w:t>83.8 milliseconds</w:t>
+              <w:t>81.8 milliseconds</w:t>
             </w:r>
           </w:p>
         </w:tc>
@@ -1025,7 +1025,7 @@
                 <w:i w:val="0"/>
                 <w:sz w:val="21"/>
               </w:rPr>
-              <w:t>The same decision with the network taken out</w:t>
+              <w:t>One signature, of the two every decision needs</w:t>
             </w:r>
           </w:p>
         </w:tc>
@@ -1055,7 +1055,7 @@
                 <w:i w:val="0"/>
                 <w:sz w:val="21"/>
               </w:rPr>
-              <w:t>80.7 milliseconds</w:t>
+              <w:t>37.9 milliseconds</w:t>
             </w:r>
           </w:p>
         </w:tc>
@@ -1090,7 +1090,7 @@
                 <w:i w:val="0"/>
                 <w:sz w:val="21"/>
               </w:rPr>
-              <w:t>Creating a privacy proof about a patient</w:t>
+              <w:t>Checking a signature</w:t>
             </w:r>
           </w:p>
         </w:tc>
@@ -1120,7 +1120,7 @@
                 <w:i w:val="0"/>
                 <w:sz w:val="21"/>
               </w:rPr>
-              <w:t>523 milliseconds</w:t>
+              <w:t>0.05 milliseconds</w:t>
             </w:r>
           </w:p>
         </w:tc>
@@ -1155,7 +1155,7 @@
                 <w:i w:val="0"/>
                 <w:sz w:val="21"/>
               </w:rPr>
-              <w:t>The full six-step demonstration, front to back</w:t>
+              <w:t>Creating a privacy proof about a patient</w:t>
             </w:r>
           </w:p>
         </w:tc>
@@ -1185,7 +1185,7 @@
                 <w:i w:val="0"/>
                 <w:sz w:val="21"/>
               </w:rPr>
-              <w:t>11.3 seconds</w:t>
+              <w:t>365 milliseconds</w:t>
             </w:r>
           </w:p>
         </w:tc>
@@ -1204,6 +1204,71 @@
               <w:end w:w="150" w:type="dxa"/>
             </w:tcMar>
             <w:tcBorders>
+              <w:bottom w:val="single" w:sz="6" w:space="0" w:color="DCDCDC"/>
+            </w:tcBorders>
+          </w:tcPr>
+          <w:p>
+            <w:pPr>
+              <w:keepNext w:val="0"/>
+              <w:spacing w:before="0" w:after="0" w:lineRule="exact" w:line="256"/>
+              <w:ind w:left="0" w:right="0"/>
+              <w:jc w:val="left"/>
+            </w:pPr>
+            <w:r>
+              <w:rPr>
+                <w:b w:val="0"/>
+                <w:i w:val="0"/>
+                <w:sz w:val="21"/>
+              </w:rPr>
+              <w:t>The full six-step demonstration, front to back</w:t>
+            </w:r>
+          </w:p>
+        </w:tc>
+        <w:tc>
+          <w:tcPr>
+            <w:tcW w:type="dxa" w:w="2434"/>
+            <w:tcMar>
+              <w:top w:w="75" w:type="dxa"/>
+              <w:start w:w="0" w:type="dxa"/>
+              <w:bottom w:w="75" w:type="dxa"/>
+              <w:end w:w="0" w:type="dxa"/>
+            </w:tcMar>
+            <w:tcBorders>
+              <w:bottom w:val="single" w:sz="6" w:space="0" w:color="DCDCDC"/>
+            </w:tcBorders>
+          </w:tcPr>
+          <w:p>
+            <w:pPr>
+              <w:keepNext w:val="0"/>
+              <w:spacing w:before="0" w:after="0" w:lineRule="exact" w:line="256"/>
+              <w:ind w:left="0" w:right="0"/>
+              <w:jc w:val="right"/>
+            </w:pPr>
+            <w:r>
+              <w:rPr>
+                <w:b w:val="0"/>
+                <w:i w:val="0"/>
+                <w:sz w:val="21"/>
+              </w:rPr>
+              <w:t>11.1 seconds</w:t>
+            </w:r>
+          </w:p>
+        </w:tc>
+      </w:tr>
+      <w:tr>
+        <w:trPr>
+          <w:cantSplit/>
+        </w:trPr>
+        <w:tc>
+          <w:tcPr>
+            <w:tcW w:type="dxa" w:w="6926"/>
+            <w:tcMar>
+              <w:top w:w="75" w:type="dxa"/>
+              <w:start w:w="0" w:type="dxa"/>
+              <w:bottom w:w="75" w:type="dxa"/>
+              <w:end w:w="150" w:type="dxa"/>
+            </w:tcMar>
+            <w:tcBorders>
               <w:bottom w:val="single" w:sz="6" w:space="0" w:color="000000"/>
             </w:tcBorders>
           </w:tcPr>
@@ -1326,7 +1391,7 @@
           <w:i w:val="0"/>
           <w:sz w:val="24"/>
         </w:rPr>
-        <w:t>, Round 1 implied the company breaks even on each sale in year one. Rebuilt from what the software costs to run, year one is a 31% gross margin — 31 cents of every dollar left after the direct cost of serving that customer — because early customers need a great deal of hand-holding. The 87% figure for year three held.</w:t>
+        <w:t>, Round 1 implied the company breaks even on each sale in year one. Rebuilt from what the software costs to run, year one is a 31% gross margin, meaning 31 cents of every dollar is left after the direct cost of serving that customer. Early customers need a great deal of hand-holding. The 87% figure for year three held.</w:t>
       </w:r>
     </w:p>
     <w:p>
@@ -1372,7 +1437,7 @@
           <w:i w:val="0"/>
           <w:sz w:val="24"/>
         </w:rPr>
-        <w:t>A doctor places an order in the hospital's electronic health record — the software that holds a patient's chart. That order starts everything below. No person touches any of the seven steps.</w:t>
+        <w:t>A doctor places an order in the hospital's electronic health record, which is the software that holds a patient's chart. That order starts everything below. No person touches any of the seven steps.</w:t>
       </w:r>
     </w:p>
     <w:p>
@@ -1388,39 +1453,7 @@
           <w:i w:val="0"/>
           <w:sz w:val="24"/>
         </w:rPr>
-        <w:t xml:space="preserve">The two sides talk over a small protocol of our own, ARIA. It is deliberately dull: an envelope carrying the message type — </w:t>
-      </w:r>
-      <w:r>
-        <w:rPr>
-          <w:b w:val="0"/>
-          <w:i/>
-          <w:sz w:val="24"/>
-        </w:rPr>
-        <w:t>AUTH_REQUEST</w:t>
-      </w:r>
-      <w:r>
-        <w:rPr>
-          <w:b w:val="0"/>
-          <w:i w:val="0"/>
-          <w:sz w:val="24"/>
-        </w:rPr>
-        <w:t xml:space="preserve"> or </w:t>
-      </w:r>
-      <w:r>
-        <w:rPr>
-          <w:b w:val="0"/>
-          <w:i/>
-          <w:sz w:val="24"/>
-        </w:rPr>
-        <w:t>AUTH_RESPONSE</w:t>
-      </w:r>
-      <w:r>
-        <w:rPr>
-          <w:b w:val="0"/>
-          <w:i w:val="0"/>
-          <w:sz w:val="24"/>
-        </w:rPr>
-        <w:t xml:space="preserve"> — the sender, a timestamp, and the medical details in FHIR. What matters is that every envelope is signed with the sender's private key, over a digest of the whole contents, so altering a single character breaks the signature. Each organisation registers its public key once; the receiving side looks that key up and verifies before reading anything else. That is what lets two companies who have never spoken let their software transact without a person supervising it, and it is why the boundary in the diagram below falls where it does. The keys are RSA-2048, and the private half is never stored: it is handed back once when the organisation is created, and only a digest of it is kept afterwards. A message that fails verification is refused outright, and the refusal is written to the audit trail — so a rejection leaves as much of a record as an approval does.</w:t>
+        <w:t>The two sides talk over a small protocol of our own, called ARIA. It is deliberately dull. Each message is an envelope carrying its type, the sender, a timestamp, and the medical details in FHIR, the standard electronic format for health records that insurers are already required to accept. What matters is that every envelope is signed with the sender's private key, over a digest of the contents. A digest is a short fingerprint computed from every byte of a message, so altering a single character breaks the signature. Each organisation registers its public key once, and the receiving side looks that key up and checks it before reading anything else. The keys are RSA-2048, a long-established scheme in which each party keeps a private key it never shares and publishes a public key anyone can verify against. The private half is never stored here: it is handed back once when the organisation is created, and only a fingerprint of it is kept. A message that fails the check is refused outright and the refusal is written to the audit trail, so a rejection leaves as full a record as an approval does.</w:t>
       </w:r>
     </w:p>
     <w:p>
@@ -1431,7 +1464,7 @@
       <w:r>
         <w:drawing>
           <wp:inline xmlns:a="http://schemas.openxmlformats.org/drawingml/2006/main" xmlns:pic="http://schemas.openxmlformats.org/drawingml/2006/picture">
-            <wp:extent cx="5943600" cy="3453592"/>
+            <wp:extent cx="5943600" cy="3454017"/>
             <wp:docPr id="1" name="Picture 1"/>
             <wp:cNvGraphicFramePr>
               <a:graphicFrameLocks noChangeAspect="1"/>
@@ -1452,7 +1485,7 @@
                   <pic:spPr>
                     <a:xfrm>
                       <a:off x="0" y="0"/>
-                      <a:ext cx="5943600" cy="3453592"/>
+                      <a:ext cx="5943600" cy="3454017"/>
                     </a:xfrm>
                     <a:prstGeom prst="rect"/>
                   </pic:spPr>
@@ -1522,7 +1555,7 @@
           <w:i w:val="0"/>
           <w:sz w:val="24"/>
         </w:rPr>
-        <w:t xml:space="preserve"> the request is opened: either the sender is proven genuine, or nothing happens. A judge can test this by changing any part of a request after it has been signed — it is refused outright.</w:t>
+        <w:t xml:space="preserve"> the request is opened: either the sender is proven genuine, or nothing happens. A judge can test this by changing any part of a request after it has been signed. It is refused outright.</w:t>
       </w:r>
     </w:p>
     <w:p>
@@ -1569,7 +1602,7 @@
           <w:i w:val="0"/>
           <w:sz w:val="24"/>
         </w:rPr>
-        <w:t xml:space="preserve"> Models are used only where being approximately right is acceptable — reading a photograph of an insurance card — and every result is scored before it is used.</w:t>
+        <w:t xml:space="preserve"> Models are used only where being approximately right is acceptable, such as reading a photograph of an insurance card, and every result is scored before it is used.</w:t>
       </w:r>
     </w:p>
     <w:p>
@@ -2326,7 +2359,7 @@
           <w:i w:val="0"/>
           <w:sz w:val="24"/>
         </w:rPr>
-        <w:t xml:space="preserve">The system goes further using a technique called a zero-knowledge proof. It lets the insurer confirm three things — that the patient is old enough, that the diagnosis is covered, and that the deductible condition is met — </w:t>
+        <w:t xml:space="preserve">The system goes further using a technique called a zero-knowledge proof. It lets the insurer confirm three things: that the patient is old enough, that the diagnosis is covered, and that the deductible condition is met. It does that </w:t>
       </w:r>
       <w:r>
         <w:rPr>
@@ -2404,7 +2437,7 @@
           <w:i w:val="0"/>
           <w:sz w:val="24"/>
         </w:rPr>
-        <w:t>. Work was done in seven batches — one per phase, a round of fixes, and two more since Round 2 opened — and each was reviewed before being merged. Together they come to 21,806 lines of code across 213 file changes.</w:t>
+        <w:t>. Work was done in nine batches: one per phase, a round of fixes, and four more since Round 2 opened. Each was reviewed before being merged. Together they come to 22,459 lines of code across 238 file changes.</w:t>
       </w:r>
     </w:p>
     <w:p>
@@ -2426,7 +2459,7 @@
           <w:rFonts w:ascii="Courier New" w:hAnsi="Courier New"/>
           <w:sz w:val="16"/>
         </w:rPr>
-        <w:t xml:space="preserve">$ git log --first-parent --date=short --pretty="%h %ad  %s" 84c4ca5</w:t>
+        <w:t xml:space="preserve">$ git log --first-parent --date=short --pretty="%h %ad  %s" cd0891a</w:t>
       </w:r>
       <w:r>
         <w:rPr>
@@ -2443,7 +2476,7 @@
           <w:sz w:val="16"/>
         </w:rPr>
         <w:br/>
-        <w:t xml:space="preserve">  84c4ca5 2026-09-18  Turn the demo app into a full website (#8)</w:t>
+        <w:t xml:space="preserve">  cd0891a 2026-09-19  Make a broken or stale deployment say so (#10)</w:t>
       </w:r>
       <w:r>
         <w:rPr>
@@ -2452,7 +2485,7 @@
           <w:sz w:val="16"/>
         </w:rPr>
         <w:br/>
-        <w:t xml:space="preserve">  8b23760 2026-09-18  Make the demo deployable to a public URL (#6)</w:t>
+        <w:t xml:space="preserve">  ee9ed87 2026-09-18  Fix the broken request detail page (#9)</w:t>
       </w:r>
       <w:r>
         <w:rPr>
@@ -2461,7 +2494,7 @@
           <w:sz w:val="16"/>
         </w:rPr>
         <w:br/>
-        <w:t xml:space="preserve">  a13f6cb 2026-09-12  Fix the three failures that break a deployed demo (#5)</w:t>
+        <w:t xml:space="preserve">  84c4ca5 2026-09-18  Turn the demo app into a full website (#8)</w:t>
       </w:r>
       <w:r>
         <w:rPr>
@@ -2470,7 +2503,7 @@
           <w:sz w:val="16"/>
         </w:rPr>
         <w:br/>
-        <w:t xml:space="preserve">  abc1b5c 2026-09-09  Phase 4: demo flow, audit UI, and a real ZK proof (#4)</w:t>
+        <w:t xml:space="preserve">  8b23760 2026-09-18  Make the demo deployable to a public URL (#6)</w:t>
       </w:r>
       <w:r>
         <w:rPr>
@@ -2479,7 +2512,7 @@
           <w:sz w:val="16"/>
         </w:rPr>
         <w:br/>
-        <w:t xml:space="preserve">  99bbb96 2026-09-08  Phase 3: autonomous appeals and cryptographic identity (#3)</w:t>
+        <w:t xml:space="preserve">  a13f6cb 2026-09-12  Fix the three failures that break a deployed demo (#5)</w:t>
       </w:r>
       <w:r>
         <w:rPr>
@@ -2488,7 +2521,7 @@
           <w:sz w:val="16"/>
         </w:rPr>
         <w:br/>
-        <w:t xml:space="preserve">  5f26194 2026-09-07  Phase 2: Insure price transparency (#2)</w:t>
+        <w:t xml:space="preserve">  abc1b5c 2026-09-09  Phase 4: demo flow, audit UI, and a real ZK proof (#4)</w:t>
       </w:r>
       <w:r>
         <w:rPr>
@@ -2497,7 +2530,7 @@
           <w:sz w:val="16"/>
         </w:rPr>
         <w:br/>
-        <w:t xml:space="preserve">  e48ec54 2026-09-07  Phase 1: autonomous prior authorization core loop (#1)</w:t>
+        <w:t xml:space="preserve">  99bbb96 2026-09-08  Phase 3: autonomous appeals and cryptographic identity (#3)</w:t>
       </w:r>
       <w:r>
         <w:rPr>
@@ -2506,7 +2539,7 @@
           <w:sz w:val="16"/>
         </w:rPr>
         <w:br/>
-        <w:t xml:space="preserve">  d5ea3a7 2026-09-07  Initial commit</w:t>
+        <w:t xml:space="preserve">  5f26194 2026-09-07  Phase 2: Insure price transparency (#2)</w:t>
       </w:r>
       <w:r>
         <w:rPr>
@@ -2515,6 +2548,7 @@
           <w:sz w:val="16"/>
         </w:rPr>
         <w:br/>
+        <w:t xml:space="preserve">  e48ec54 2026-09-07  Phase 1: autonomous prior authorization core loop (#1)</w:t>
       </w:r>
       <w:r>
         <w:rPr>
@@ -2523,7 +2557,7 @@
           <w:sz w:val="16"/>
         </w:rPr>
         <w:br/>
-        <w:t xml:space="preserve">$ git log --shortstat 84c4ca5</w:t>
+        <w:t xml:space="preserve">  d5ea3a7 2026-09-07  Initial commit</w:t>
       </w:r>
       <w:r>
         <w:rPr>
@@ -2540,7 +2574,24 @@
           <w:sz w:val="16"/>
         </w:rPr>
         <w:br/>
-        <w:t xml:space="preserve">  14 commits  ·  213 file changes  ·  +21,806 insertions  ·  -577 deletions</w:t>
+        <w:t xml:space="preserve">$ git log --shortstat cd0891a</w:t>
+      </w:r>
+      <w:r>
+        <w:rPr>
+          <w:rFonts w:ascii="Courier New" w:hAnsi="Courier New" w:cs="Courier New"/>
+          <w:rFonts w:ascii="Courier New" w:hAnsi="Courier New"/>
+          <w:sz w:val="16"/>
+        </w:rPr>
+        <w:br/>
+      </w:r>
+      <w:r>
+        <w:rPr>
+          <w:rFonts w:ascii="Courier New" w:hAnsi="Courier New" w:cs="Courier New"/>
+          <w:rFonts w:ascii="Courier New" w:hAnsi="Courier New"/>
+          <w:sz w:val="16"/>
+        </w:rPr>
+        <w:br/>
+        <w:t xml:space="preserve">  16 commits  ·  238 file changes  ·  +22,459 insertions  ·  -646 deletions</w:t>
       </w:r>
     </w:p>
     <w:p>
@@ -2555,7 +2606,7 @@
           <w:i/>
           <w:sz w:val="21"/>
         </w:rPr>
-        <w:t>Figure 2. The commit history. Each line is a batch of work that was reviewed and merged. Phase 1 was the largest at 9,429 lines. The two entries from 18 September make the system deployable to a public URL and turn the demo into a full website.</w:t>
+        <w:t>Figure 2. The commit history. Each line is a batch of work that was reviewed and merged. Phase 1 was the largest at 9,429 lines. The four entries from 18 and 19 September make the system deployable to a public address, turn the demo into a full website, repair the request detail page, and make a broken deployment say so on screen.</w:t>
       </w:r>
     </w:p>
     <w:p>
@@ -2705,7 +2756,7 @@
           <w:sz w:val="16"/>
         </w:rPr>
         <w:br/>
-        <w:t xml:space="preserve">148 passed, 1 warning in 24.45s</w:t>
+        <w:t xml:space="preserve">148 passed, 1 warning in 20.79s</w:t>
       </w:r>
     </w:p>
     <w:p>
@@ -2754,10 +2805,42 @@
         <w:t>The screens below are the live software, not mock-ups. Both were captured on 19 September 2026, against the code in the log above.</w:t>
       </w:r>
     </w:p>
+    <w:p>
+      <w:pPr>
+        <w:keepNext w:val="0"/>
+        <w:spacing w:before="0" w:after="120" w:lineRule="exact" w:line="331"/>
+        <w:ind w:left="0" w:right="0"/>
+        <w:jc w:val="both"/>
+      </w:pPr>
+      <w:r>
+        <w:rPr>
+          <w:b w:val="0"/>
+          <w:i w:val="0"/>
+          <w:sz w:val="24"/>
+        </w:rPr>
+        <w:t>Both are served by the same build that would go to a customer. The interface is a Next.js application, which is a standard framework for building websites in JavaScript, and it talks to the Python backend over exactly the interface an insurer's software would use. Nothing in either screen is a special demonstration mode.</w:t>
+      </w:r>
+    </w:p>
+    <w:p>
+      <w:pPr>
+        <w:keepNext w:val="0"/>
+        <w:spacing w:before="0" w:after="120" w:lineRule="exact" w:line="331"/>
+        <w:ind w:left="0" w:right="0"/>
+        <w:jc w:val="both"/>
+      </w:pPr>
+      <w:r>
+        <w:rPr>
+          <w:b w:val="0"/>
+          <w:i w:val="0"/>
+          <w:sz w:val="24"/>
+        </w:rPr>
+        <w:t>Two additions merged in the last week are visible here. The first is a deployment health check: if the backend is unreachable or the build is misconfigured, the site says so on screen instead of showing empty counters, because a silent failure in a hospital otherwise looks like an ordinary quiet day. The second is a fallback to a second AI provider behind the assistive summaries, so an outage at one vendor cannot take those features down with it. Neither changes how a decision is made. Both exist so that a failure is visible rather than silent.</w:t>
+      </w:r>
+    </w:p>
     <w:tbl>
       <w:tblPr>
         <w:tblW w:type="auto" w:w="0"/>
-        <w:jc w:val="left"/>
+        <w:jc w:val="center"/>
         <w:tblLayout w:type="fixed"/>
         <w:tblLook w:firstColumn="1" w:firstRow="1" w:lastColumn="0" w:lastRow="0" w:noHBand="0" w:noVBand="1" w:val="04A0"/>
         <w:tblLayout w:type="fixed"/>
@@ -2770,7 +2853,7 @@
       <w:tr>
         <w:tc>
           <w:tcPr>
-            <w:tcW w:type="dxa" w:w="4464"/>
+            <w:tcW w:type="dxa" w:w="4205"/>
             <w:tcMar>
               <w:top w:w="0" w:type="dxa"/>
               <w:start w:w="0" w:type="dxa"/>
@@ -2780,12 +2863,12 @@
           </w:tcPr>
           <w:p>
             <w:pPr>
-              <w:spacing w:after="60" w:before="0"/>
+              <w:spacing w:after="0" w:before="0"/>
             </w:pPr>
             <w:r>
               <w:drawing>
                 <wp:inline xmlns:a="http://schemas.openxmlformats.org/drawingml/2006/main" xmlns:pic="http://schemas.openxmlformats.org/drawingml/2006/picture">
-                  <wp:extent cx="2770632" cy="1522389"/>
+                  <wp:extent cx="2606040" cy="1621231"/>
                   <wp:docPr id="2" name="Picture 2"/>
                   <wp:cNvGraphicFramePr>
                     <a:graphicFrameLocks noChangeAspect="1"/>
@@ -2806,7 +2889,7 @@
                         <pic:spPr>
                           <a:xfrm>
                             <a:off x="0" y="0"/>
-                            <a:ext cx="2770632" cy="1522389"/>
+                            <a:ext cx="2606040" cy="1621231"/>
                           </a:xfrm>
                           <a:prstGeom prst="rect"/>
                           <a:ln w="9525">
@@ -2822,25 +2905,10 @@
               </w:drawing>
             </w:r>
           </w:p>
-          <w:p>
-            <w:pPr>
-              <w:keepNext w:val="0"/>
-              <w:spacing w:before="0" w:after="0" w:lineRule="exact" w:line="230"/>
-              <w:ind w:left="0" w:right="0"/>
-            </w:pPr>
-            <w:r>
-              <w:rPr>
-                <w:b w:val="0"/>
-                <w:i/>
-                <w:sz w:val="19"/>
-              </w:rPr>
-              <w:t>Figure 4. The guided demonstration after a single click. All six steps — order, identity, privacy proof, rules, decision, price — run with no further input and finish in 11.3 seconds. The last step prices the same operation at five facilities: a spread of $2,475 for identical care.</w:t>
-            </w:r>
-          </w:p>
-        </w:tc>
-        <w:tc>
-          <w:tcPr>
-            <w:tcW w:type="dxa" w:w="4896"/>
+        </w:tc>
+        <w:tc>
+          <w:tcPr>
+            <w:tcW w:type="dxa" w:w="4608"/>
             <w:tcMar>
               <w:top w:w="0" w:type="dxa"/>
               <w:start w:w="150" w:type="dxa"/>
@@ -2850,12 +2918,12 @@
           </w:tcPr>
           <w:p>
             <w:pPr>
-              <w:spacing w:after="60" w:before="0"/>
+              <w:spacing w:after="0" w:before="0"/>
             </w:pPr>
             <w:r>
               <w:drawing>
                 <wp:inline xmlns:a="http://schemas.openxmlformats.org/drawingml/2006/main" xmlns:pic="http://schemas.openxmlformats.org/drawingml/2006/picture">
-                  <wp:extent cx="3035808" cy="1521100"/>
+                  <wp:extent cx="2862072" cy="1614811"/>
                   <wp:docPr id="3" name="Picture 3"/>
                   <wp:cNvGraphicFramePr>
                     <a:graphicFrameLocks noChangeAspect="1"/>
@@ -2876,7 +2944,7 @@
                         <pic:spPr>
                           <a:xfrm>
                             <a:off x="0" y="0"/>
-                            <a:ext cx="3035808" cy="1521100"/>
+                            <a:ext cx="2862072" cy="1614811"/>
                           </a:xfrm>
                           <a:prstGeom prst="rect"/>
                           <a:ln w="9525">
@@ -2892,24 +2960,25 @@
               </w:drawing>
             </w:r>
           </w:p>
-          <w:p>
-            <w:pPr>
-              <w:keepNext w:val="0"/>
-              <w:spacing w:before="0" w:after="0" w:lineRule="exact" w:line="230"/>
-              <w:ind w:left="0" w:right="0"/>
-            </w:pPr>
-            <w:r>
-              <w:rPr>
-                <w:b w:val="0"/>
-                <w:i/>
-                <w:sz w:val="19"/>
-              </w:rPr>
-              <w:t>Figure 5. The dashboard, with the request form that sits between the counters and the table left out here. Every row carries the rule that produced it. The two amber rows are knee replacements whose diagnosis did not match the covered condition; both wait for a human reviewer with the file already assembled.</w:t>
-            </w:r>
-          </w:p>
         </w:tc>
       </w:tr>
     </w:tbl>
+    <w:p>
+      <w:pPr>
+        <w:keepNext w:val="0"/>
+        <w:spacing w:before="45" w:after="60" w:lineRule="exact" w:line="230"/>
+        <w:ind w:left="0" w:right="0"/>
+        <w:jc w:val="both"/>
+      </w:pPr>
+      <w:r>
+        <w:rPr>
+          <w:b w:val="0"/>
+          <w:i/>
+          <w:sz w:val="19"/>
+        </w:rPr>
+        <w:t>Figures 4 and 5. Left: the guided demonstration after a single click; all six steps (order, identity, privacy proof, rules, decision, price) run with no further input and finish in 11.1 seconds, and the last of them prices the same operation at five facilities, a spread of $2,475 for identical care. Right: the dashboard, with the request form that sits between the counters and the table left out here. Every row carries the rule that produced it, and the two amber rows are knee replacements whose diagnosis did not match the covered condition; both wait for a human reviewer with the file already assembled.</w:t>
+      </w:r>
+    </w:p>
     <w:p>
       <w:pPr>
         <w:spacing w:before="0" w:after="0" w:lineRule="exact" w:line="80"/>
@@ -3829,7 +3898,7 @@
           <w:i w:val="0"/>
           <w:sz w:val="24"/>
         </w:rPr>
-        <w:t>Escalating a case is a routing decision, not a backlog. Every case handed to a person arrives complete: the medical details, the rule that fired, the signature check, the denial reason, the confidence score and any studies found. The bottleneck Round 1 identified was never medical judgement — it was the paperwork wrapped around it.</w:t>
+        <w:t>Escalating a case is a routing decision, not a backlog. Every case handed to a person arrives complete: the medical details, the rule that fired, the signature check, the denial reason, the confidence score and any studies found. The bottleneck Round 1 identified was never medical judgement. It was the paperwork wrapped around it.</w:t>
       </w:r>
     </w:p>
     <w:p>
@@ -4343,7 +4412,7 @@
                 <w:i w:val="0"/>
                 <w:sz w:val="21"/>
               </w:rPr>
-              <w:t>Deliberate. Until it exists, anything without a definitive rule goes to a person — which is the correct default anyway.</w:t>
+              <w:t>Deliberate. Until it exists, anything without a definitive rule goes to a person, which is the correct default anyway.</w:t>
             </w:r>
           </w:p>
         </w:tc>
@@ -5498,7 +5567,7 @@
           <w:i w:val="0"/>
           <w:sz w:val="24"/>
         </w:rPr>
-        <w:t>Servers are not the expense. Processing one request costs about six hundredths of a cent, because the deciding path uses no AI models at all. The real cost is clinical staff translating each insurer's published rules into the fixed rules the software applies — the largest line in every year, and the reason margins improve with scale rather than with technology.</w:t>
+        <w:t>Servers are not the expense. Processing one request costs about six hundredths of a cent, because the deciding path uses no AI models at all. The real cost is clinical staff translating each insurer's published rules into the fixed rules the software applies. That is the largest line in every year, and the reason margins improve with scale rather than with technology.</w:t>
       </w:r>
     </w:p>
     <w:p>
@@ -7476,7 +7545,7 @@
           <w:i w:val="0"/>
           <w:sz w:val="24"/>
         </w:rPr>
-        <w:t>, which covers that trough with roughly twelve months of cushion past breaking even. It is not a shopping list. The three largest spending lines across the plan — $7.46m of engineering, $5.67m of insurer business development and $1.72m of clinical staff encoding coverage rules — come to more than the raise on their own, and most of that is paid for out of revenue as it arrives. What the raise funds is the part that has to come before any revenue does: the start of the clinical rule library, the security certification no insurer will sign without, and the engineering to close the gaps in Table 6.</w:t>
+        <w:t>, which covers that trough with roughly twelve months of cushion past breaking even. It is not a shopping list. Three spending lines across the plan come to more than the raise on their own: $7.46m of engineering, $5.67m of insurer business development and $1.72m of clinical staff encoding coverage rules. Most of that is paid for out of revenue as it arrives. What the raise funds is the part that has to come before any revenue does: the start of the clinical rule library, the security certification no insurer will sign without, and the engineering to close the gaps in Table 6.</w:t>
       </w:r>
     </w:p>
     <w:p>
@@ -7533,7 +7602,7 @@
           <w:i w:val="0"/>
           <w:sz w:val="22"/>
         </w:rPr>
-        <w:t>git log --shortstat 84c4ca5</w:t>
+        <w:t>git log --shortstat cd0891a</w:t>
       </w:r>
       <w:r>
         <w:rPr>
@@ -7563,7 +7632,7 @@
           <w:i w:val="0"/>
           <w:sz w:val="24"/>
         </w:rPr>
-        <w:t xml:space="preserve"> reproduces the 148 passing tests in 4.2. Starting the backend and posting one request — a single command, given in the repository's README — returns the decision, the rule that produced it and the confidence, which is the whole of section 3 in one response. The demonstration at </w:t>
+        <w:t xml:space="preserve"> reproduces the 148 passing tests in 4.2. Starting the backend and posting one request, with the command in the repository's README, returns the decision, the rule behind it and the confidence: the whole of section 3 in one response. The demonstration at </w:t>
       </w:r>
       <w:r>
         <w:rPr>

--- a/submission/Pavo_Cloud_Technical_Execution_Report.docx
+++ b/submission/Pavo_Cloud_Technical_Execution_Report.docx
@@ -78,7 +78,7 @@
           <w:i w:val="0"/>
           <w:sz w:val="24"/>
         </w:rPr>
-        <w:t xml:space="preserve">Before a doctor can go ahead with many procedures, such as an MRI, a knee replacement or an expensive drug, the insurer has to agree to pay for it first. That permission step is called </w:t>
+        <w:t xml:space="preserve">Before a doctor can go ahead with a procedure, such as an MRI, a knee replacement or an expensive drug, the insurer has to agree to pay for it first. That permission step is called </w:t>
       </w:r>
       <w:r>
         <w:rPr>
@@ -94,7 +94,7 @@
           <w:i w:val="0"/>
           <w:sz w:val="24"/>
         </w:rPr>
-        <w:t>. In principle it is a check against the plan's coverage rules. In practice it is a member of staff filling in a form, faxing it or retyping it into an insurer's portal, and then waiting. Three to fourteen days is typical. The United States spends around $35 billion a year on this, and most of it buys nothing: the great majority of requests are approved in the end, just late.</w:t>
+        <w:t>. In principle, it is a check against the plan's coverage rules. In practice, it is a member of staff filling in a form, faxing it or retyping it into an insurer's portal, and then waiting around three to fourteen days, typically. The United States spends around $35 billion a year on this, and most of it buys nothing: the great majority of requests are approved in the end, just late.</w:t>
       </w:r>
     </w:p>
     <w:p>
@@ -188,7 +188,7 @@
           <w:i w:val="0"/>
           <w:sz w:val="24"/>
         </w:rPr>
-        <w:t>All four planned phases are built and running, and the system now has a public website and a deployable build on top of them. Every figure in this report was measured against the committed code on 19 September 2026 rather than estimated.</w:t>
+        <w:t>All four planned phases are built and running, and the system now has a public website and a deployable build on top of them. Every figure in this report was measured against the committed code leading up to the round rather than estimated.</w:t>
       </w:r>
     </w:p>
     <w:p>
@@ -832,7 +832,7 @@
           <w:i w:val="0"/>
           <w:sz w:val="24"/>
         </w:rPr>
-        <w:t>Round 1 promised a decision in under five minutes. The software turned out to be far faster, because the slow part was never the thinking. It was the paperwork around it. Almost all of the time that remains is cryptography rather than deciding: each authorization signs two messages, the request and the response, and one signature costs about 38 milliseconds. Checking a signature costs a twentieth of a millisecond. A more modern signature scheme would cut the decision into single figures. We have not switched, because 82 milliseconds is already far below anything a person notices.</w:t>
+        <w:t>Round 1 promised a decision in under five minutes. The software turned out to be a lot faster, because the slow part was never the thinking: it was the paperwork around it. Almost all of the time that remains is cryptography rather than deciding: each authorization signs two messages, the request and the response, and one signature costs about 38 milliseconds. Checking a signature costs a twentieth of a millisecond. A more modern signature scheme would cut the decision into single figures. We have not switched, because 82 milliseconds is already far below anything a person notices.</w:t>
       </w:r>
     </w:p>
     <w:p>
@@ -847,7 +847,7 @@
           <w:i/>
           <w:sz w:val="24"/>
         </w:rPr>
-        <w:t>Table 2. Measured results. A millisecond is one thousandth of a second.</w:t>
+        <w:t>Table 2. Measured results.</w:t>
       </w:r>
     </w:p>
     <w:tbl>
@@ -1359,7 +1359,7 @@
           <w:i w:val="0"/>
           <w:sz w:val="24"/>
         </w:rPr>
-        <w:t xml:space="preserve">Two claims did not survive being built, and it is better to say so here than to be asked. On </w:t>
+        <w:t xml:space="preserve">Two claims did not survive being built, however. On </w:t>
       </w:r>
       <w:r>
         <w:rPr>
@@ -2606,7 +2606,7 @@
           <w:i/>
           <w:sz w:val="21"/>
         </w:rPr>
-        <w:t>Figure 2. The commit history. Each line is a batch of work that was reviewed and merged. Phase 1 was the largest at 9,429 lines. The four entries from 18 and 19 September make the system deployable to a public address, turn the demo into a full website, repair the request detail page, and make a broken deployment say so on screen.</w:t>
+        <w:t>Figure 2. The commit history. Each line is a batch of work that was reviewed and merged. Phase 1 was the largest at 9,429 lines.</w:t>
       </w:r>
     </w:p>
     <w:p>
@@ -2802,7 +2802,7 @@
           <w:i w:val="0"/>
           <w:sz w:val="24"/>
         </w:rPr>
-        <w:t>The screens below are the live software, not mock-ups. Both were captured on 19 September 2026, against the code in the log above.</w:t>
+        <w:t>The screens below are the live software, not mock-ups. Both were captured against the code in the log above.</w:t>
       </w:r>
     </w:p>
     <w:p>
@@ -7490,7 +7490,7 @@
           <w:i w:val="0"/>
           <w:sz w:val="24"/>
         </w:rPr>
-        <w:t>Read the insurer column honestly. At $2.30 back per $1 spent and fifteen months to recover it, insurer contracts do not pay for themselves as a product. We fund them anyway, because signing one insurer makes Pavo available to every practice that already submits to it. It is a distribution channel, not a profit centre.</w:t>
+        <w:t>At $2.30 back per $1 spent and fifteen months to recover it, insurer contracts do not pay for themselves as a product. We fund them anyway, because signing one insurer makes Pavo available to every practice that already submits to it. It is a distribution channel, not a profit centre.</w:t>
       </w:r>
     </w:p>
     <w:p>
@@ -7545,7 +7545,7 @@
           <w:i w:val="0"/>
           <w:sz w:val="24"/>
         </w:rPr>
-        <w:t>, which covers that trough with roughly twelve months of cushion past breaking even. It is not a shopping list. Three spending lines across the plan come to more than the raise on their own: $7.46m of engineering, $5.67m of insurer business development and $1.72m of clinical staff encoding coverage rules. Most of that is paid for out of revenue as it arrives. What the raise funds is the part that has to come before any revenue does: the start of the clinical rule library, the security certification no insurer will sign without, and the engineering to close the gaps in Table 6.</w:t>
+        <w:t>, which covers that trough with roughly twelve months of cushion past breaking even. It is not a shopping list. The three largest spending lines across the plan come to more than the raise on their own: $7.46m of engineering, $5.67m of insurer business development and $1.72m of clinical staff encoding coverage rules. Most of that is paid for out of revenue as it arrives. What the raise funds is the part that has to come before any revenue does: the start of the clinical rule library, the security certification no insurer will sign without, and the engineering to close the gaps in Table 6.</w:t>
       </w:r>
     </w:p>
     <w:p>
@@ -7586,14 +7586,6 @@
         <w:ind w:left="0" w:right="0"/>
         <w:jc w:val="both"/>
       </w:pPr>
-      <w:r>
-        <w:rPr>
-          <w:b w:val="0"/>
-          <w:i w:val="0"/>
-          <w:sz w:val="24"/>
-        </w:rPr>
-        <w:t xml:space="preserve">Nothing here has to be taken on trust. </w:t>
-      </w:r>
       <w:r>
         <w:rPr>
           <w:rFonts w:ascii="Courier New" w:hAnsi="Courier New" w:cs="Courier New" w:eastAsia="Courier New"/>

--- a/submission/Pavo_Cloud_Technical_Execution_Report.docx
+++ b/submission/Pavo_Cloud_Technical_Execution_Report.docx
@@ -758,7 +758,7 @@
                 <w:i w:val="0"/>
                 <w:sz w:val="21"/>
               </w:rPr>
-              <w:t>A public website, a deployable build, a second AI provider, and a deployment health check</w:t>
+              <w:t>A public website, a deployable build, a second AI provider, and an interface pass for public release</w:t>
             </w:r>
           </w:p>
         </w:tc>
@@ -832,7 +832,7 @@
           <w:i w:val="0"/>
           <w:sz w:val="24"/>
         </w:rPr>
-        <w:t>Round 1 promised a decision in under five minutes. The software turned out to be a lot faster, because the slow part was never the thinking: it was the paperwork around it. Almost all of the time that remains is cryptography rather than deciding: each authorization signs two messages, the request and the response, and one signature costs about 38 milliseconds. Checking a signature costs a twentieth of a millisecond. A more modern signature scheme would cut the decision into single figures. We have not switched, because 82 milliseconds is already far below anything a person notices.</w:t>
+        <w:t>Round 1 promised a decision in under five minutes. The software turned out to be a lot faster, because the slow part was never the thinking: it was the paperwork around it. Almost all of the time that remains is cryptography rather than deciding: each authorization signs two messages, the request and the response, and one signature costs about 42 milliseconds. Checking a signature costs a twentieth of a millisecond. A more modern signature scheme would cut the decision into single figures. We have not switched, because 89 milliseconds is already far below anything a person notices.</w:t>
       </w:r>
     </w:p>
     <w:p>
@@ -990,7 +990,7 @@
                 <w:i w:val="0"/>
                 <w:sz w:val="21"/>
               </w:rPr>
-              <w:t>81.8 milliseconds</w:t>
+              <w:t>89.2 milliseconds</w:t>
             </w:r>
           </w:p>
         </w:tc>
@@ -1055,7 +1055,7 @@
                 <w:i w:val="0"/>
                 <w:sz w:val="21"/>
               </w:rPr>
-              <w:t>37.9 milliseconds</w:t>
+              <w:t>42.1 milliseconds</w:t>
             </w:r>
           </w:p>
         </w:tc>
@@ -1185,7 +1185,7 @@
                 <w:i w:val="0"/>
                 <w:sz w:val="21"/>
               </w:rPr>
-              <w:t>365 milliseconds</w:t>
+              <w:t>402 milliseconds</w:t>
             </w:r>
           </w:p>
         </w:tc>
@@ -1250,7 +1250,7 @@
                 <w:i w:val="0"/>
                 <w:sz w:val="21"/>
               </w:rPr>
-              <w:t>11.1 seconds</w:t>
+              <w:t>11.0 seconds</w:t>
             </w:r>
           </w:p>
         </w:tc>
@@ -2437,7 +2437,7 @@
           <w:i w:val="0"/>
           <w:sz w:val="24"/>
         </w:rPr>
-        <w:t>. Work was done in nine batches: one per phase, a round of fixes, and four more since Round 2 opened. Each was reviewed before being merged. Together they come to 22,459 lines of code across 238 file changes.</w:t>
+        <w:t>. Work was done in eleven batches: one per phase, a round of fixes, and six more since Round 2 opened. Each was reviewed before being merged. Together they come to 22,739 lines added across 260 file changes, 15,871 of them hand-written and the rest a dependency lockfile.</w:t>
       </w:r>
     </w:p>
     <w:p>
@@ -2459,7 +2459,7 @@
           <w:rFonts w:ascii="Courier New" w:hAnsi="Courier New"/>
           <w:sz w:val="16"/>
         </w:rPr>
-        <w:t xml:space="preserve">$ git log --first-parent --date=short --pretty="%h %ad  %s" cd0891a</w:t>
+        <w:t xml:space="preserve">$ git log --first-parent --date=short --pretty="%h %ad  %s" 0a24def</w:t>
       </w:r>
       <w:r>
         <w:rPr>
@@ -2476,7 +2476,7 @@
           <w:sz w:val="16"/>
         </w:rPr>
         <w:br/>
-        <w:t xml:space="preserve">  cd0891a 2026-09-19  Make a broken or stale deployment say so (#10)</w:t>
+        <w:t xml:space="preserve">  0a24def 2026-09-19  Document the setting that keeps the site private (#11)</w:t>
       </w:r>
       <w:r>
         <w:rPr>
@@ -2485,7 +2485,7 @@
           <w:sz w:val="16"/>
         </w:rPr>
         <w:br/>
-        <w:t xml:space="preserve">  ee9ed87 2026-09-18  Fix the broken request detail page (#9)</w:t>
+        <w:t xml:space="preserve">  bb02bc4 2026-09-19  Give the site a real mark and take every error surface off it (#12)</w:t>
       </w:r>
       <w:r>
         <w:rPr>
@@ -2494,7 +2494,7 @@
           <w:sz w:val="16"/>
         </w:rPr>
         <w:br/>
-        <w:t xml:space="preserve">  84c4ca5 2026-09-18  Turn the demo app into a full website (#8)</w:t>
+        <w:t xml:space="preserve">  cd0891a 2026-09-19  Make a broken or stale deployment say so (#10)</w:t>
       </w:r>
       <w:r>
         <w:rPr>
@@ -2503,7 +2503,7 @@
           <w:sz w:val="16"/>
         </w:rPr>
         <w:br/>
-        <w:t xml:space="preserve">  8b23760 2026-09-18  Make the demo deployable to a public URL (#6)</w:t>
+        <w:t xml:space="preserve">  ee9ed87 2026-09-18  Fix the broken request detail page, and make every outcome reachable (#9)</w:t>
       </w:r>
       <w:r>
         <w:rPr>
@@ -2512,7 +2512,7 @@
           <w:sz w:val="16"/>
         </w:rPr>
         <w:br/>
-        <w:t xml:space="preserve">  a13f6cb 2026-09-12  Fix the three failures that break a deployed demo (#5)</w:t>
+        <w:t xml:space="preserve">  84c4ca5 2026-09-18  Turn the demo app into a full website (#8)</w:t>
       </w:r>
       <w:r>
         <w:rPr>
@@ -2521,7 +2521,7 @@
           <w:sz w:val="16"/>
         </w:rPr>
         <w:br/>
-        <w:t xml:space="preserve">  abc1b5c 2026-09-09  Phase 4: demo flow, audit UI, and a real ZK proof (#4)</w:t>
+        <w:t xml:space="preserve">  8b23760 2026-09-18  Make the demo deployable to a public URL, and support DeepSeek (#6)</w:t>
       </w:r>
       <w:r>
         <w:rPr>
@@ -2530,7 +2530,7 @@
           <w:sz w:val="16"/>
         </w:rPr>
         <w:br/>
-        <w:t xml:space="preserve">  99bbb96 2026-09-08  Phase 3: autonomous appeals and cryptographic identity (#3)</w:t>
+        <w:t xml:space="preserve">  a13f6cb 2026-09-12  Fix the three failures that break a deployed demo (#5)</w:t>
       </w:r>
       <w:r>
         <w:rPr>
@@ -2539,7 +2539,7 @@
           <w:sz w:val="16"/>
         </w:rPr>
         <w:br/>
-        <w:t xml:space="preserve">  5f26194 2026-09-07  Phase 2: Insure price transparency (#2)</w:t>
+        <w:t xml:space="preserve">  abc1b5c 2026-09-09  Phase 4: demo flow, audit UI, and a real ZK proof (#4)</w:t>
       </w:r>
       <w:r>
         <w:rPr>
@@ -2548,7 +2548,7 @@
           <w:sz w:val="16"/>
         </w:rPr>
         <w:br/>
-        <w:t xml:space="preserve">  e48ec54 2026-09-07  Phase 1: autonomous prior authorization core loop (#1)</w:t>
+        <w:t xml:space="preserve">  99bbb96 2026-09-08  Phase 3: autonomous appeals and cryptographic identity (#3)</w:t>
       </w:r>
       <w:r>
         <w:rPr>
@@ -2557,7 +2557,7 @@
           <w:sz w:val="16"/>
         </w:rPr>
         <w:br/>
-        <w:t xml:space="preserve">  d5ea3a7 2026-09-07  Initial commit</w:t>
+        <w:t xml:space="preserve">  5f26194 2026-09-07  Phase 2: Insure price transparency (#2)</w:t>
       </w:r>
       <w:r>
         <w:rPr>
@@ -2566,6 +2566,7 @@
           <w:sz w:val="16"/>
         </w:rPr>
         <w:br/>
+        <w:t xml:space="preserve">  e48ec54 2026-09-07  Phase 1: autonomous prior authorization core loop (#1)</w:t>
       </w:r>
       <w:r>
         <w:rPr>
@@ -2574,7 +2575,7 @@
           <w:sz w:val="16"/>
         </w:rPr>
         <w:br/>
-        <w:t xml:space="preserve">$ git log --shortstat cd0891a</w:t>
+        <w:t xml:space="preserve">  d5ea3a7 2026-09-07  Initial commit</w:t>
       </w:r>
       <w:r>
         <w:rPr>
@@ -2591,7 +2592,24 @@
           <w:sz w:val="16"/>
         </w:rPr>
         <w:br/>
-        <w:t xml:space="preserve">  16 commits  ·  238 file changes  ·  +22,459 insertions  ·  -646 deletions</w:t>
+        <w:t xml:space="preserve">$ git log --shortstat 0a24def</w:t>
+      </w:r>
+      <w:r>
+        <w:rPr>
+          <w:rFonts w:ascii="Courier New" w:hAnsi="Courier New" w:cs="Courier New"/>
+          <w:rFonts w:ascii="Courier New" w:hAnsi="Courier New"/>
+          <w:sz w:val="16"/>
+        </w:rPr>
+        <w:br/>
+      </w:r>
+      <w:r>
+        <w:rPr>
+          <w:rFonts w:ascii="Courier New" w:hAnsi="Courier New" w:cs="Courier New"/>
+          <w:rFonts w:ascii="Courier New" w:hAnsi="Courier New"/>
+          <w:sz w:val="16"/>
+        </w:rPr>
+        <w:br/>
+        <w:t xml:space="preserve">  18 commits  ·  260 file changes  ·  +22,739 insertions  ·  -1,215 deletions</w:t>
       </w:r>
     </w:p>
     <w:p>
@@ -2606,7 +2624,7 @@
           <w:i/>
           <w:sz w:val="21"/>
         </w:rPr>
-        <w:t>Figure 2. The commit history. Each line is a batch of work that was reviewed and merged. Phase 1 was the largest at 9,429 lines.</w:t>
+        <w:t>Figure 2. The commit history. Each line is a batch of work that was reviewed and merged. The largest single batch is Phase 1 at 9,896 lines, though two thirds of that is a dependency lockfile rather than code anyone wrote; by hand-written lines the largest is Phase 4.</w:t>
       </w:r>
     </w:p>
     <w:p>
@@ -2676,7 +2694,7 @@
           <w:sz w:val="16"/>
         </w:rPr>
         <w:br/>
-        <w:t xml:space="preserve">tests/test_appeals.py .............................. [ 20%]</w:t>
+        <w:t xml:space="preserve">tests/test_appeals.py ...........................................        [ 29%]</w:t>
       </w:r>
       <w:r>
         <w:rPr>
@@ -2685,7 +2703,7 @@
           <w:sz w:val="16"/>
         </w:rPr>
         <w:br/>
-        <w:t xml:space="preserve">.............                                        [ 29%]</w:t>
+        <w:t xml:space="preserve">tests/test_flow.py ...................                                   [ 41%]</w:t>
       </w:r>
       <w:r>
         <w:rPr>
@@ -2694,7 +2712,7 @@
           <w:sz w:val="16"/>
         </w:rPr>
         <w:br/>
-        <w:t xml:space="preserve">tests/test_flow.py ...................               [ 41%]</w:t>
+        <w:t xml:space="preserve">tests/test_insure.py ..........................................          [ 70%]</w:t>
       </w:r>
       <w:r>
         <w:rPr>
@@ -2703,7 +2721,7 @@
           <w:sz w:val="16"/>
         </w:rPr>
         <w:br/>
-        <w:t xml:space="preserve">tests/test_insure.py ............................... [ 62%]</w:t>
+        <w:t xml:space="preserve">tests/test_persistence.py .......                                        [ 75%]</w:t>
       </w:r>
       <w:r>
         <w:rPr>
@@ -2712,7 +2730,7 @@
           <w:sz w:val="16"/>
         </w:rPr>
         <w:br/>
-        <w:t xml:space="preserve">...........                                          [ 70%]</w:t>
+        <w:t xml:space="preserve">tests/test_rules.py ...............                                      [ 85%]</w:t>
       </w:r>
       <w:r>
         <w:rPr>
@@ -2721,7 +2739,7 @@
           <w:sz w:val="16"/>
         </w:rPr>
         <w:br/>
-        <w:t xml:space="preserve">tests/test_persistence.py .......                    [ 75%]</w:t>
+        <w:t xml:space="preserve">tests/test_zk.py ......................                                  [100%]</w:t>
       </w:r>
       <w:r>
         <w:rPr>
@@ -2730,7 +2748,6 @@
           <w:sz w:val="16"/>
         </w:rPr>
         <w:br/>
-        <w:t xml:space="preserve">tests/test_rules.py ...............                  [ 85%]</w:t>
       </w:r>
       <w:r>
         <w:rPr>
@@ -2739,24 +2756,7 @@
           <w:sz w:val="16"/>
         </w:rPr>
         <w:br/>
-        <w:t xml:space="preserve">tests/test_zk.py ......................              [100%]</w:t>
-      </w:r>
-      <w:r>
-        <w:rPr>
-          <w:rFonts w:ascii="Courier New" w:hAnsi="Courier New" w:cs="Courier New"/>
-          <w:rFonts w:ascii="Courier New" w:hAnsi="Courier New"/>
-          <w:sz w:val="16"/>
-        </w:rPr>
-        <w:br/>
-      </w:r>
-      <w:r>
-        <w:rPr>
-          <w:rFonts w:ascii="Courier New" w:hAnsi="Courier New" w:cs="Courier New"/>
-          <w:rFonts w:ascii="Courier New" w:hAnsi="Courier New"/>
-          <w:sz w:val="16"/>
-        </w:rPr>
-        <w:br/>
-        <w:t xml:space="preserve">148 passed, 1 warning in 20.79s</w:t>
+        <w:t xml:space="preserve">148 passed, 1 warning in 23.28s</w:t>
       </w:r>
     </w:p>
     <w:p>
@@ -2834,7 +2834,7 @@
           <w:i w:val="0"/>
           <w:sz w:val="24"/>
         </w:rPr>
-        <w:t>Two additions merged in the last week are visible here. The first is a deployment health check: if the backend is unreachable or the build is misconfigured, the site says so on screen instead of showing empty counters, because a silent failure in a hospital otherwise looks like an ordinary quiet day. The second is a fallback to a second AI provider behind the assistive summaries, so an outage at one vendor cannot take those features down with it. Neither changes how a decision is made. Both exist so that a failure is visible rather than silent.</w:t>
+        <w:t>One addition merged in the last week is visible here: a fallback to a second AI provider behind the assistive summaries, so an outage at one vendor cannot take those features down with it. It does not change how a decision is made. A third change is not visible: the operator-facing diagnostics added in #10 were taken back out of the public build before release, leaving a deploy-time guard that fails the build outright if it is configured without its backend address.</w:t>
       </w:r>
     </w:p>
     <w:tbl>
@@ -2868,7 +2868,7 @@
             <w:r>
               <w:drawing>
                 <wp:inline xmlns:a="http://schemas.openxmlformats.org/drawingml/2006/main" xmlns:pic="http://schemas.openxmlformats.org/drawingml/2006/picture">
-                  <wp:extent cx="2606040" cy="1621231"/>
+                  <wp:extent cx="2606040" cy="1670609"/>
                   <wp:docPr id="2" name="Picture 2"/>
                   <wp:cNvGraphicFramePr>
                     <a:graphicFrameLocks noChangeAspect="1"/>
@@ -2889,7 +2889,7 @@
                         <pic:spPr>
                           <a:xfrm>
                             <a:off x="0" y="0"/>
-                            <a:ext cx="2606040" cy="1621231"/>
+                            <a:ext cx="2606040" cy="1670609"/>
                           </a:xfrm>
                           <a:prstGeom prst="rect"/>
                           <a:ln w="9525">
@@ -2923,7 +2923,7 @@
             <w:r>
               <w:drawing>
                 <wp:inline xmlns:a="http://schemas.openxmlformats.org/drawingml/2006/main" xmlns:pic="http://schemas.openxmlformats.org/drawingml/2006/picture">
-                  <wp:extent cx="2862072" cy="1614811"/>
+                  <wp:extent cx="2862072" cy="2021527"/>
                   <wp:docPr id="3" name="Picture 3"/>
                   <wp:cNvGraphicFramePr>
                     <a:graphicFrameLocks noChangeAspect="1"/>
@@ -2944,7 +2944,7 @@
                         <pic:spPr>
                           <a:xfrm>
                             <a:off x="0" y="0"/>
-                            <a:ext cx="2862072" cy="1614811"/>
+                            <a:ext cx="2862072" cy="2021527"/>
                           </a:xfrm>
                           <a:prstGeom prst="rect"/>
                           <a:ln w="9525">
@@ -2976,7 +2976,7 @@
           <w:i/>
           <w:sz w:val="19"/>
         </w:rPr>
-        <w:t>Figures 4 and 5. Left: the guided demonstration after a single click; all six steps (order, identity, privacy proof, rules, decision, price) run with no further input and finish in 11.1 seconds, and the last of them prices the same operation at five facilities, a spread of $2,475 for identical care. Right: the dashboard, with the request form that sits between the counters and the table left out here. Every row carries the rule that produced it, and the two amber rows are knee replacements whose diagnosis did not match the covered condition; both wait for a human reviewer with the file already assembled.</w:t>
+        <w:t>Figures 4 and 5. Left: the guided demonstration after a single click; all six steps (order, identity, privacy proof, rules, decision, price) run with no further input and finish in 11.0 seconds, and the last of them prices the same operation at all five facilities in the price file, showing the three cheapest; across all five the spread is $2,475 for identical care. Right: the dashboard, with the request form that sits between the counters and the table left out here. Every row carries the rule that produced it, and the two amber rows are knee replacements whose diagnosis did not match the covered condition; both wait for a human reviewer with the file already assembled.</w:t>
       </w:r>
     </w:p>
     <w:p>
@@ -7594,7 +7594,7 @@
           <w:i w:val="0"/>
           <w:sz w:val="22"/>
         </w:rPr>
-        <w:t>git log --shortstat cd0891a</w:t>
+        <w:t>git log --shortstat 0a24def</w:t>
       </w:r>
       <w:r>
         <w:rPr>

--- a/submission/Pavo_Cloud_Technical_Execution_Report.docx
+++ b/submission/Pavo_Cloud_Technical_Execution_Report.docx
@@ -990,7 +990,7 @@
                 <w:i w:val="0"/>
                 <w:sz w:val="21"/>
               </w:rPr>
-              <w:t>89.2 milliseconds</w:t>
+              <w:t>88.6 milliseconds</w:t>
             </w:r>
           </w:p>
         </w:tc>
@@ -1055,7 +1055,7 @@
                 <w:i w:val="0"/>
                 <w:sz w:val="21"/>
               </w:rPr>
-              <w:t>42.1 milliseconds</w:t>
+              <w:t>42.0 milliseconds</w:t>
             </w:r>
           </w:p>
         </w:tc>
@@ -1185,7 +1185,7 @@
                 <w:i w:val="0"/>
                 <w:sz w:val="21"/>
               </w:rPr>
-              <w:t>402 milliseconds</w:t>
+              <w:t>401 milliseconds</w:t>
             </w:r>
           </w:p>
         </w:tc>

--- a/submission/Pavo_Cloud_Technical_Execution_Report.docx
+++ b/submission/Pavo_Cloud_Technical_Execution_Report.docx
@@ -7505,7 +7505,7 @@
           <w:i w:val="0"/>
           <w:sz w:val="24"/>
         </w:rPr>
-        <w:t>6.4 Profit, and What We Are Asking For</w:t>
+        <w:t>6.4 Profit, and What a Request Actually Costs</w:t>
       </w:r>
     </w:p>
     <w:p>
@@ -7521,7 +7521,7 @@
           <w:i w:val="0"/>
           <w:sz w:val="24"/>
         </w:rPr>
-        <w:t>After engineering, sales and admin, the company loses $2.37 million in 2026 and $3.21 million in 2027, then makes $11.23 million in 2028. The deepest point is $5.58 million of cumulative losses, in late 2027.</w:t>
+        <w:t>After engineering, sales and admin, the company loses $2.37 million in 2026 and $3.21 million in 2027, then makes $11.23 million in 2028. The deepest point is $5.58 million of cumulative losses, in late 2027. The assumption most likely to be wrong is the number of practices, not the price. If all four of our main assumptions are wrong at once, 2028 revenue is $13.8 million rather than $36.1 million: a smaller company, but still a real one.</w:t>
       </w:r>
     </w:p>
     <w:p>
@@ -7533,19 +7533,11 @@
       </w:pPr>
       <w:r>
         <w:rPr>
-          <w:b/>
-          <w:i w:val="0"/>
-          <w:sz w:val="24"/>
-        </w:rPr>
-        <w:t>We are asking for $8.0 million</w:t>
-      </w:r>
-      <w:r>
-        <w:rPr>
           <w:b w:val="0"/>
           <w:i w:val="0"/>
           <w:sz w:val="24"/>
         </w:rPr>
-        <w:t>, which covers that trough with roughly twelve months of cushion past breaking even. It is not a shopping list. The three largest spending lines across the plan come to more than the raise on their own: $7.46m of engineering, $5.67m of insurer business development and $1.72m of clinical staff encoding coverage rules. Most of that is paid for out of revenue as it arrives. What the raise funds is the part that has to come before any revenue does: the start of the clinical rule library, the security certification no insurer will sign without, and the engineering to close the gaps in Table 6.</w:t>
+        <w:t>Two per-request costs appear in this report and they measure different things, so it is worth saying which is which. Dividing the cloud infrastructure line in Table 8 by the requests processed gives 31 cents in 2026, 12 cents in 2027 and 10 cents in 2028. That line covers compute, the database, object storage, egress and seven years of audit retention, so it charges every request for records that must be kept long after the request has been answered. The marginal cost of one more authorization is the compute alone: fixed rules over a single database read, no model call, a few milliseconds of processor time. That is the six hundredths of a cent quoted in section 6.2, and it is the figure that matters when volume doubles.</w:t>
       </w:r>
     </w:p>
     <w:p>
@@ -7561,7 +7553,7 @@
           <w:i w:val="0"/>
           <w:sz w:val="24"/>
         </w:rPr>
-        <w:t>The assumption most likely to be wrong is the number of practices, not the price. If all four of our main assumptions are wrong at once, 2028 revenue is $13.8 million rather than $36.1 million: a smaller company, but still a real one.</w:t>
+        <w:t>The model API line behaves differently again, falling from 6 cents per request to 3 across the three years. None of it is spent on the authorization path: those tokens read insurance documents and draft appeals. That is why Table 5 can say an AI outage leaves authorization unaffected, and why the cost of deciding does not move when model prices do.</w:t>
       </w:r>
     </w:p>
     <w:p>
